--- a/Курсач новый (1).docx
+++ b/Курсач новый (1).docx
@@ -18,6 +18,269 @@
           <w:szCs w:val="32"/>
         </w:rPr>
         <w:t>Введение</w:t>
+      </w:r>
+    </w:p>
+    <w:p>
+      <w:pPr>
+        <w:pStyle w:val="a6"/>
+        <w:rPr>
+          <w:sz w:val="30"/>
+          <w:szCs w:val="30"/>
+        </w:rPr>
+      </w:pPr>
+      <w:r>
+        <w:rPr>
+          <w:sz w:val="30"/>
+          <w:szCs w:val="30"/>
+        </w:rPr>
+        <w:t>Современные веб</w:t>
+      </w:r>
+      <w:r>
+        <w:rPr>
+          <w:sz w:val="30"/>
+          <w:szCs w:val="30"/>
+        </w:rPr>
+        <w:noBreakHyphen/>
+        <w:t>приложения играют ключевую роль в организации времени и управления событиями. Календарные сервисы стали неотъемлемой частью повседневной жизни: они помогают планировать встречи, напоминать о задачах и структурировать рабочие процессы.</w:t>
+      </w:r>
+    </w:p>
+    <w:p>
+      <w:pPr>
+        <w:pStyle w:val="a6"/>
+        <w:rPr>
+          <w:sz w:val="30"/>
+          <w:szCs w:val="30"/>
+        </w:rPr>
+      </w:pPr>
+      <w:r>
+        <w:rPr>
+          <w:sz w:val="30"/>
+          <w:szCs w:val="30"/>
+        </w:rPr>
+        <w:t>В рамках данной работы разработано учебное веб</w:t>
+      </w:r>
+      <w:r>
+        <w:rPr>
+          <w:sz w:val="30"/>
+          <w:szCs w:val="30"/>
+        </w:rPr>
+        <w:noBreakHyphen/>
+        <w:t xml:space="preserve">приложение на языке </w:t>
+      </w:r>
+      <w:proofErr w:type="spellStart"/>
+      <w:r>
+        <w:rPr>
+          <w:rStyle w:val="a5"/>
+          <w:sz w:val="30"/>
+          <w:szCs w:val="30"/>
+        </w:rPr>
+        <w:t>Python</w:t>
+      </w:r>
+      <w:proofErr w:type="spellEnd"/>
+      <w:r>
+        <w:rPr>
+          <w:sz w:val="30"/>
+          <w:szCs w:val="30"/>
+        </w:rPr>
+        <w:t xml:space="preserve"> с использованием </w:t>
+      </w:r>
+      <w:proofErr w:type="spellStart"/>
+      <w:r>
+        <w:rPr>
+          <w:sz w:val="30"/>
+          <w:szCs w:val="30"/>
+        </w:rPr>
+        <w:t>фреймворка</w:t>
+      </w:r>
+      <w:proofErr w:type="spellEnd"/>
+      <w:r>
+        <w:rPr>
+          <w:sz w:val="30"/>
+          <w:szCs w:val="30"/>
+        </w:rPr>
+        <w:t xml:space="preserve"> </w:t>
+      </w:r>
+      <w:proofErr w:type="spellStart"/>
+      <w:r>
+        <w:rPr>
+          <w:rStyle w:val="a5"/>
+          <w:sz w:val="30"/>
+          <w:szCs w:val="30"/>
+        </w:rPr>
+        <w:t>FastAPI</w:t>
+      </w:r>
+      <w:proofErr w:type="spellEnd"/>
+      <w:r>
+        <w:rPr>
+          <w:sz w:val="30"/>
+          <w:szCs w:val="30"/>
+        </w:rPr>
+        <w:t xml:space="preserve">. В качестве хранилища данных выбран формат </w:t>
+      </w:r>
+      <w:r>
+        <w:rPr>
+          <w:rStyle w:val="a5"/>
+          <w:sz w:val="30"/>
+          <w:szCs w:val="30"/>
+        </w:rPr>
+        <w:t>CSV</w:t>
+      </w:r>
+      <w:r>
+        <w:rPr>
+          <w:sz w:val="30"/>
+          <w:szCs w:val="30"/>
+        </w:rPr>
+        <w:t>, что обеспечивает простоту настройки и прозрачность хранения информации. Такой подход делает проект лёгким для понимания и удобным для демонстрации базовых принципов веб</w:t>
+      </w:r>
+      <w:r>
+        <w:rPr>
+          <w:sz w:val="30"/>
+          <w:szCs w:val="30"/>
+        </w:rPr>
+        <w:noBreakHyphen/>
+        <w:t>разработки.</w:t>
+      </w:r>
+    </w:p>
+    <w:p>
+      <w:pPr>
+        <w:pStyle w:val="a6"/>
+      </w:pPr>
+      <w:r>
+        <w:rPr>
+          <w:sz w:val="30"/>
+          <w:szCs w:val="30"/>
+        </w:rPr>
+        <w:t>Для расширения функциональности веб</w:t>
+      </w:r>
+      <w:r>
+        <w:rPr>
+          <w:sz w:val="30"/>
+          <w:szCs w:val="30"/>
+        </w:rPr>
+        <w:noBreakHyphen/>
+        <w:t xml:space="preserve">приложения был разработан </w:t>
+      </w:r>
+      <w:proofErr w:type="spellStart"/>
+      <w:r>
+        <w:rPr>
+          <w:rStyle w:val="a5"/>
+          <w:sz w:val="30"/>
+          <w:szCs w:val="30"/>
+        </w:rPr>
+        <w:t>Telegram</w:t>
+      </w:r>
+      <w:proofErr w:type="spellEnd"/>
+      <w:r>
+        <w:rPr>
+          <w:rStyle w:val="a5"/>
+          <w:sz w:val="30"/>
+          <w:szCs w:val="30"/>
+        </w:rPr>
+        <w:noBreakHyphen/>
+        <w:t>бот</w:t>
+      </w:r>
+      <w:r>
+        <w:rPr>
+          <w:sz w:val="30"/>
+          <w:szCs w:val="30"/>
+        </w:rPr>
+        <w:t>, который автоматически отправляет пользователям напоминания о событиях, хранящихся в CSV</w:t>
+      </w:r>
+      <w:r>
+        <w:rPr>
+          <w:sz w:val="30"/>
+          <w:szCs w:val="30"/>
+        </w:rPr>
+        <w:noBreakHyphen/>
+        <w:t xml:space="preserve">файле. Дополнительно создан </w:t>
+      </w:r>
+      <w:r>
+        <w:rPr>
+          <w:rStyle w:val="a5"/>
+          <w:sz w:val="30"/>
+          <w:szCs w:val="30"/>
+        </w:rPr>
+        <w:t>веб</w:t>
+      </w:r>
+      <w:r>
+        <w:rPr>
+          <w:rStyle w:val="a5"/>
+          <w:sz w:val="30"/>
+          <w:szCs w:val="30"/>
+        </w:rPr>
+        <w:noBreakHyphen/>
+        <w:t xml:space="preserve">интерфейс (HTML + CSS + </w:t>
+      </w:r>
+      <w:proofErr w:type="spellStart"/>
+      <w:r>
+        <w:rPr>
+          <w:rStyle w:val="a5"/>
+          <w:sz w:val="30"/>
+          <w:szCs w:val="30"/>
+        </w:rPr>
+        <w:t>JavaScript</w:t>
+      </w:r>
+      <w:proofErr w:type="spellEnd"/>
+      <w:r>
+        <w:rPr>
+          <w:rStyle w:val="a5"/>
+          <w:sz w:val="30"/>
+          <w:szCs w:val="30"/>
+        </w:rPr>
+        <w:t>)</w:t>
+      </w:r>
+      <w:r>
+        <w:rPr>
+          <w:sz w:val="30"/>
+          <w:szCs w:val="30"/>
+        </w:rPr>
+        <w:t xml:space="preserve">, позволяющий управлять событиями календаря прямо из браузера или </w:t>
+      </w:r>
+      <w:proofErr w:type="spellStart"/>
+      <w:r>
+        <w:rPr>
+          <w:sz w:val="30"/>
+          <w:szCs w:val="30"/>
+        </w:rPr>
+        <w:t>Telegram</w:t>
+      </w:r>
+      <w:proofErr w:type="spellEnd"/>
+      <w:r>
+        <w:rPr>
+          <w:sz w:val="30"/>
+          <w:szCs w:val="30"/>
+        </w:rPr>
+        <w:t xml:space="preserve"> </w:t>
+      </w:r>
+      <w:proofErr w:type="spellStart"/>
+      <w:r>
+        <w:rPr>
+          <w:sz w:val="30"/>
+          <w:szCs w:val="30"/>
+        </w:rPr>
+        <w:t>WebApp</w:t>
+      </w:r>
+      <w:proofErr w:type="spellEnd"/>
+      <w:r>
+        <w:t>.</w:t>
+      </w:r>
+    </w:p>
+    <w:p>
+      <w:pPr>
+        <w:pStyle w:val="2"/>
+        <w:rPr>
+          <w:color w:val="000000"/>
+          <w:sz w:val="32"/>
+          <w:szCs w:val="32"/>
+        </w:rPr>
+      </w:pPr>
+      <w:r>
+        <w:rPr>
+          <w:color w:val="000000"/>
+          <w:sz w:val="32"/>
+          <w:szCs w:val="32"/>
+        </w:rPr>
+        <w:t>Цели и задачи</w:t>
       </w:r>
     </w:p>
     <w:p>
@@ -31,20 +294,65 @@
         </w:pBdr>
         <w:spacing w:line="240" w:lineRule="auto"/>
         <w:rPr>
-          <w:rFonts w:ascii="Times New Roman" w:eastAsia="Times New Roman" w:hAnsi="Times New Roman" w:cs="Times New Roman"/>
-          <w:color w:val="000000"/>
-          <w:sz w:val="30"/>
-          <w:szCs w:val="30"/>
-        </w:rPr>
-      </w:pPr>
-      <w:r>
-        <w:rPr>
-          <w:rFonts w:ascii="Times New Roman" w:eastAsia="Times New Roman" w:hAnsi="Times New Roman" w:cs="Times New Roman"/>
-          <w:color w:val="000000"/>
-          <w:sz w:val="30"/>
-          <w:szCs w:val="30"/>
-        </w:rPr>
-        <w:t>Современные веб-приложения играют ключевую роль в организации времени и управления событиями. Календарные сервисы стали неотъемлемой частью повседневной жизни: они помогают планировать встречи, напоминать о задачах и структурировать рабочие процессы.</w:t>
+          <w:rFonts w:ascii="Times New Roman" w:hAnsi="Times New Roman" w:cs="Times New Roman"/>
+          <w:sz w:val="30"/>
+          <w:szCs w:val="30"/>
+        </w:rPr>
+      </w:pPr>
+      <w:r>
+        <w:rPr>
+          <w:rFonts w:ascii="Times New Roman" w:eastAsia="Times New Roman" w:hAnsi="Times New Roman" w:cs="Times New Roman"/>
+          <w:b/>
+          <w:bCs/>
+          <w:color w:val="000000"/>
+          <w:sz w:val="30"/>
+          <w:szCs w:val="30"/>
+        </w:rPr>
+        <w:t>Цель работы:</w:t>
+      </w:r>
+      <w:r>
+        <w:rPr>
+          <w:rFonts w:ascii="Times New Roman" w:eastAsia="Times New Roman" w:hAnsi="Times New Roman" w:cs="Times New Roman"/>
+          <w:color w:val="000000"/>
+          <w:sz w:val="30"/>
+          <w:szCs w:val="30"/>
+        </w:rPr>
+        <w:t xml:space="preserve"> </w:t>
+      </w:r>
+      <w:r>
+        <w:rPr>
+          <w:rFonts w:ascii="Times New Roman" w:hAnsi="Times New Roman" w:cs="Times New Roman"/>
+          <w:sz w:val="30"/>
+          <w:szCs w:val="30"/>
+        </w:rPr>
+        <w:t>создать веб</w:t>
+      </w:r>
+      <w:r>
+        <w:rPr>
+          <w:rFonts w:ascii="Times New Roman" w:hAnsi="Times New Roman" w:cs="Times New Roman"/>
+          <w:sz w:val="30"/>
+          <w:szCs w:val="30"/>
+        </w:rPr>
+        <w:noBreakHyphen/>
+        <w:t xml:space="preserve">приложение для управления событиями календаря, позволяющее добавлять, просматривать и удалять записи, а также получать напоминания через </w:t>
+      </w:r>
+      <w:proofErr w:type="spellStart"/>
+      <w:r>
+        <w:rPr>
+          <w:rFonts w:ascii="Times New Roman" w:hAnsi="Times New Roman" w:cs="Times New Roman"/>
+          <w:sz w:val="30"/>
+          <w:szCs w:val="30"/>
+        </w:rPr>
+        <w:t>Telegram</w:t>
+      </w:r>
+      <w:proofErr w:type="spellEnd"/>
+      <w:r>
+        <w:rPr>
+          <w:rFonts w:ascii="Times New Roman" w:hAnsi="Times New Roman" w:cs="Times New Roman"/>
+          <w:sz w:val="30"/>
+          <w:szCs w:val="30"/>
+        </w:rPr>
+        <w:t>.</w:t>
       </w:r>
     </w:p>
     <w:p>
@@ -60,182 +368,280 @@
         <w:rPr>
           <w:rFonts w:ascii="Times New Roman" w:eastAsia="Times New Roman" w:hAnsi="Times New Roman" w:cs="Times New Roman"/>
           <w:color w:val="000000"/>
-          <w:sz w:val="30"/>
-          <w:szCs w:val="30"/>
-        </w:rPr>
-      </w:pPr>
-      <w:r>
-        <w:rPr>
-          <w:rFonts w:ascii="Times New Roman" w:eastAsia="Times New Roman" w:hAnsi="Times New Roman" w:cs="Times New Roman"/>
-          <w:color w:val="000000"/>
-          <w:sz w:val="30"/>
-          <w:szCs w:val="30"/>
-        </w:rPr>
-        <w:t>В рам</w:t>
-      </w:r>
-      <w:r>
-        <w:rPr>
-          <w:rFonts w:ascii="Times New Roman" w:eastAsia="Times New Roman" w:hAnsi="Times New Roman" w:cs="Times New Roman"/>
-          <w:color w:val="000000"/>
-          <w:sz w:val="30"/>
-          <w:szCs w:val="30"/>
-        </w:rPr>
-        <w:t xml:space="preserve">ках данной работы разработано учебное веб-приложение на языке </w:t>
-      </w:r>
-      <w:proofErr w:type="spellStart"/>
+          <w:sz w:val="32"/>
+          <w:szCs w:val="32"/>
+        </w:rPr>
+      </w:pPr>
       <w:r>
         <w:rPr>
           <w:rFonts w:ascii="Times New Roman" w:eastAsia="Times New Roman" w:hAnsi="Times New Roman" w:cs="Times New Roman"/>
           <w:b/>
           <w:bCs/>
           <w:color w:val="000000"/>
-          <w:sz w:val="30"/>
-          <w:szCs w:val="30"/>
-        </w:rPr>
-        <w:t>Python</w:t>
-      </w:r>
-      <w:proofErr w:type="spellEnd"/>
-      <w:r>
-        <w:rPr>
-          <w:rFonts w:ascii="Times New Roman" w:eastAsia="Times New Roman" w:hAnsi="Times New Roman" w:cs="Times New Roman"/>
-          <w:color w:val="000000"/>
-          <w:sz w:val="30"/>
-          <w:szCs w:val="30"/>
-        </w:rPr>
-        <w:t xml:space="preserve"> с использованием </w:t>
-      </w:r>
-      <w:proofErr w:type="spellStart"/>
-      <w:r>
-        <w:rPr>
-          <w:rFonts w:ascii="Times New Roman" w:eastAsia="Times New Roman" w:hAnsi="Times New Roman" w:cs="Times New Roman"/>
-          <w:color w:val="000000"/>
-          <w:sz w:val="30"/>
-          <w:szCs w:val="30"/>
-        </w:rPr>
-        <w:t>фреймворка</w:t>
-      </w:r>
-      <w:proofErr w:type="spellEnd"/>
-      <w:r>
-        <w:rPr>
-          <w:rFonts w:ascii="Times New Roman" w:eastAsia="Times New Roman" w:hAnsi="Times New Roman" w:cs="Times New Roman"/>
-          <w:color w:val="000000"/>
-          <w:sz w:val="30"/>
-          <w:szCs w:val="30"/>
-        </w:rPr>
-        <w:t xml:space="preserve"> </w:t>
-      </w:r>
-      <w:proofErr w:type="spellStart"/>
-      <w:r>
-        <w:rPr>
-          <w:rFonts w:ascii="Times New Roman" w:eastAsia="Times New Roman" w:hAnsi="Times New Roman" w:cs="Times New Roman"/>
-          <w:b/>
-          <w:bCs/>
-          <w:color w:val="000000"/>
-          <w:sz w:val="30"/>
-          <w:szCs w:val="30"/>
-        </w:rPr>
-        <w:t>FastAPI</w:t>
-      </w:r>
-      <w:proofErr w:type="spellEnd"/>
-      <w:r>
-        <w:rPr>
-          <w:rFonts w:ascii="Times New Roman" w:eastAsia="Times New Roman" w:hAnsi="Times New Roman" w:cs="Times New Roman"/>
-          <w:color w:val="000000"/>
-          <w:sz w:val="30"/>
-          <w:szCs w:val="30"/>
-        </w:rPr>
-        <w:t xml:space="preserve">. В качестве хранилища данных выбран формат </w:t>
-      </w:r>
-      <w:r>
-        <w:rPr>
-          <w:rFonts w:ascii="Times New Roman" w:eastAsia="Times New Roman" w:hAnsi="Times New Roman" w:cs="Times New Roman"/>
-          <w:b/>
-          <w:bCs/>
-          <w:color w:val="000000"/>
-          <w:sz w:val="30"/>
-          <w:szCs w:val="30"/>
-        </w:rPr>
-        <w:t>CSV</w:t>
-      </w:r>
-      <w:r>
-        <w:rPr>
-          <w:rFonts w:ascii="Times New Roman" w:eastAsia="Times New Roman" w:hAnsi="Times New Roman" w:cs="Times New Roman"/>
-          <w:color w:val="000000"/>
-          <w:sz w:val="30"/>
-          <w:szCs w:val="30"/>
-        </w:rPr>
-        <w:t>, что обеспечивает простоту настройки и прозрачность хранения информации. Такой подход делает проект лёгк</w:t>
-      </w:r>
-      <w:r>
-        <w:rPr>
-          <w:rFonts w:ascii="Times New Roman" w:eastAsia="Times New Roman" w:hAnsi="Times New Roman" w:cs="Times New Roman"/>
-          <w:color w:val="000000"/>
-          <w:sz w:val="30"/>
-          <w:szCs w:val="30"/>
-        </w:rPr>
-        <w:t>им для понимания и удобным для демонстрации базовых принципов веб-разработки.</w:t>
-      </w:r>
-    </w:p>
-    <w:p>
-      <w:pPr>
-        <w:spacing w:before="240" w:after="240" w:line="240" w:lineRule="auto"/>
-        <w:rPr>
-          <w:rFonts w:ascii="Times New Roman" w:eastAsia="Times New Roman" w:hAnsi="Times New Roman" w:cs="Times New Roman"/>
-          <w:sz w:val="30"/>
-          <w:szCs w:val="30"/>
-        </w:rPr>
-      </w:pPr>
-      <w:r>
-        <w:rPr>
-          <w:rFonts w:ascii="Times New Roman" w:eastAsia="Times New Roman" w:hAnsi="Times New Roman" w:cs="Times New Roman"/>
-          <w:sz w:val="30"/>
-          <w:szCs w:val="30"/>
-        </w:rPr>
-        <w:t xml:space="preserve">Для расширения функциональности веб‑приложения был разработан </w:t>
-      </w:r>
-      <w:proofErr w:type="spellStart"/>
-      <w:r>
-        <w:rPr>
-          <w:rFonts w:ascii="Times New Roman" w:eastAsia="Times New Roman" w:hAnsi="Times New Roman" w:cs="Times New Roman"/>
-          <w:sz w:val="30"/>
-          <w:szCs w:val="30"/>
-        </w:rPr>
-        <w:t>Telegram</w:t>
-      </w:r>
-      <w:proofErr w:type="spellEnd"/>
-      <w:r>
-        <w:rPr>
-          <w:rFonts w:ascii="Times New Roman" w:eastAsia="Times New Roman" w:hAnsi="Times New Roman" w:cs="Times New Roman"/>
-          <w:sz w:val="30"/>
-          <w:szCs w:val="30"/>
-        </w:rPr>
-        <w:t>‑бот, который автоматически отправляет пользователям напоминания о событиях, хранящихся в CSV‑файле. Такой п</w:t>
-      </w:r>
-      <w:r>
-        <w:rPr>
-          <w:rFonts w:ascii="Times New Roman" w:eastAsia="Times New Roman" w:hAnsi="Times New Roman" w:cs="Times New Roman"/>
-          <w:sz w:val="30"/>
-          <w:szCs w:val="30"/>
-        </w:rPr>
-        <w:t>одход позволяет интегрировать календарь с популярным мессенджером и сделать систему более удобной и практичной.</w:t>
-      </w:r>
-    </w:p>
-    <w:p>
-      <w:pPr>
-        <w:pStyle w:val="2"/>
-        <w:rPr>
-          <w:color w:val="000000"/>
           <w:sz w:val="32"/>
           <w:szCs w:val="32"/>
         </w:rPr>
-      </w:pPr>
-      <w:r>
+        <w:t>Задачи проекта:</w:t>
+      </w:r>
+    </w:p>
+    <w:p>
+      <w:pPr>
+        <w:numPr>
+          <w:ilvl w:val="0"/>
+          <w:numId w:val="12"/>
+        </w:numPr>
+        <w:spacing w:before="280" w:after="0" w:line="240" w:lineRule="auto"/>
+        <w:rPr>
+          <w:rFonts w:ascii="Times New Roman" w:hAnsi="Times New Roman" w:cs="Times New Roman"/>
+          <w:color w:val="000000"/>
+          <w:sz w:val="30"/>
+          <w:szCs w:val="30"/>
+        </w:rPr>
+      </w:pPr>
+      <w:r>
+        <w:rPr>
+          <w:rFonts w:ascii="Times New Roman" w:hAnsi="Times New Roman" w:cs="Times New Roman"/>
+          <w:color w:val="000000"/>
+          <w:sz w:val="30"/>
+          <w:szCs w:val="30"/>
+        </w:rPr>
+        <w:t xml:space="preserve">Изучить возможности </w:t>
+      </w:r>
+      <w:proofErr w:type="spellStart"/>
+      <w:r>
+        <w:rPr>
+          <w:rFonts w:ascii="Times New Roman" w:hAnsi="Times New Roman" w:cs="Times New Roman"/>
+          <w:color w:val="000000"/>
+          <w:sz w:val="30"/>
+          <w:szCs w:val="30"/>
+        </w:rPr>
+        <w:t>FastAPI</w:t>
+      </w:r>
+      <w:proofErr w:type="spellEnd"/>
+      <w:r>
+        <w:rPr>
+          <w:rFonts w:ascii="Times New Roman" w:hAnsi="Times New Roman" w:cs="Times New Roman"/>
+          <w:color w:val="000000"/>
+          <w:sz w:val="30"/>
+          <w:szCs w:val="30"/>
+        </w:rPr>
+        <w:t xml:space="preserve"> для построения REST API.</w:t>
+      </w:r>
+    </w:p>
+    <w:p>
+      <w:pPr>
+        <w:numPr>
+          <w:ilvl w:val="0"/>
+          <w:numId w:val="12"/>
+        </w:numPr>
+        <w:spacing w:after="0" w:line="240" w:lineRule="auto"/>
+        <w:rPr>
+          <w:rFonts w:ascii="Times New Roman" w:hAnsi="Times New Roman" w:cs="Times New Roman"/>
+          <w:color w:val="000000"/>
+          <w:sz w:val="30"/>
+          <w:szCs w:val="30"/>
+        </w:rPr>
+      </w:pPr>
+      <w:r>
+        <w:rPr>
+          <w:rFonts w:ascii="Times New Roman" w:hAnsi="Times New Roman" w:cs="Times New Roman"/>
+          <w:color w:val="000000"/>
+          <w:sz w:val="30"/>
+          <w:szCs w:val="30"/>
+        </w:rPr>
+        <w:t>Реализовать хранение данных в формате CSV.</w:t>
+      </w:r>
+    </w:p>
+    <w:p>
+      <w:pPr>
+        <w:numPr>
+          <w:ilvl w:val="0"/>
+          <w:numId w:val="12"/>
+        </w:numPr>
+        <w:spacing w:after="0" w:line="240" w:lineRule="auto"/>
+        <w:rPr>
+          <w:rFonts w:ascii="Times New Roman" w:hAnsi="Times New Roman" w:cs="Times New Roman"/>
+          <w:color w:val="000000"/>
+          <w:sz w:val="30"/>
+          <w:szCs w:val="30"/>
+        </w:rPr>
+      </w:pPr>
+      <w:r>
+        <w:rPr>
+          <w:rFonts w:ascii="Times New Roman" w:hAnsi="Times New Roman" w:cs="Times New Roman"/>
+          <w:color w:val="000000"/>
+          <w:sz w:val="30"/>
+          <w:szCs w:val="30"/>
+        </w:rPr>
+        <w:t>Обеспечить базовые операции CRUD (</w:t>
+      </w:r>
+      <w:proofErr w:type="spellStart"/>
+      <w:r>
+        <w:rPr>
+          <w:rFonts w:ascii="Times New Roman" w:hAnsi="Times New Roman" w:cs="Times New Roman"/>
+          <w:color w:val="000000"/>
+          <w:sz w:val="30"/>
+          <w:szCs w:val="30"/>
+        </w:rPr>
+        <w:t>Create</w:t>
+      </w:r>
+      <w:proofErr w:type="spellEnd"/>
+      <w:r>
+        <w:rPr>
+          <w:rFonts w:ascii="Times New Roman" w:hAnsi="Times New Roman" w:cs="Times New Roman"/>
+          <w:color w:val="000000"/>
+          <w:sz w:val="30"/>
+          <w:szCs w:val="30"/>
+        </w:rPr>
+        <w:t xml:space="preserve">, </w:t>
+      </w:r>
+      <w:proofErr w:type="spellStart"/>
+      <w:r>
+        <w:rPr>
+          <w:rFonts w:ascii="Times New Roman" w:hAnsi="Times New Roman" w:cs="Times New Roman"/>
+          <w:color w:val="000000"/>
+          <w:sz w:val="30"/>
+          <w:szCs w:val="30"/>
+        </w:rPr>
+        <w:t>Read</w:t>
+      </w:r>
+      <w:proofErr w:type="spellEnd"/>
+      <w:r>
+        <w:rPr>
+          <w:rFonts w:ascii="Times New Roman" w:hAnsi="Times New Roman" w:cs="Times New Roman"/>
+          <w:color w:val="000000"/>
+          <w:sz w:val="30"/>
+          <w:szCs w:val="30"/>
+        </w:rPr>
+        <w:t xml:space="preserve">, </w:t>
+      </w:r>
+      <w:proofErr w:type="spellStart"/>
+      <w:r>
+        <w:rPr>
+          <w:rFonts w:ascii="Times New Roman" w:hAnsi="Times New Roman" w:cs="Times New Roman"/>
+          <w:color w:val="000000"/>
+          <w:sz w:val="30"/>
+          <w:szCs w:val="30"/>
+        </w:rPr>
+        <w:t>Delete</w:t>
+      </w:r>
+      <w:proofErr w:type="spellEnd"/>
+      <w:r>
+        <w:rPr>
+          <w:rFonts w:ascii="Times New Roman" w:hAnsi="Times New Roman" w:cs="Times New Roman"/>
+          <w:color w:val="000000"/>
+          <w:sz w:val="30"/>
+          <w:szCs w:val="30"/>
+        </w:rPr>
+        <w:t>).</w:t>
+      </w:r>
+    </w:p>
+    <w:p>
+      <w:pPr>
+        <w:numPr>
+          <w:ilvl w:val="0"/>
+          <w:numId w:val="12"/>
+        </w:numPr>
+        <w:spacing w:after="0" w:line="240" w:lineRule="auto"/>
+        <w:rPr>
+          <w:rFonts w:ascii="Times New Roman" w:hAnsi="Times New Roman" w:cs="Times New Roman"/>
+          <w:color w:val="000000"/>
+          <w:sz w:val="30"/>
+          <w:szCs w:val="30"/>
+        </w:rPr>
+      </w:pPr>
+      <w:r>
+        <w:rPr>
+          <w:rFonts w:ascii="Times New Roman" w:hAnsi="Times New Roman" w:cs="Times New Roman"/>
+          <w:color w:val="000000"/>
+          <w:sz w:val="30"/>
+          <w:szCs w:val="30"/>
+        </w:rPr>
+        <w:t>Подключить статический интерфейс для взаимодействия с пользователем.</w:t>
+      </w:r>
+    </w:p>
+    <w:p>
+      <w:pPr>
+        <w:numPr>
+          <w:ilvl w:val="0"/>
+          <w:numId w:val="12"/>
+        </w:numPr>
+        <w:spacing w:after="0" w:line="240" w:lineRule="auto"/>
+        <w:rPr>
+          <w:rFonts w:ascii="Times New Roman" w:hAnsi="Times New Roman" w:cs="Times New Roman"/>
+          <w:color w:val="000000"/>
+          <w:sz w:val="30"/>
+          <w:szCs w:val="30"/>
+        </w:rPr>
+      </w:pPr>
+      <w:r>
+        <w:rPr>
+          <w:rFonts w:ascii="Times New Roman" w:hAnsi="Times New Roman" w:cs="Times New Roman"/>
+          <w:sz w:val="30"/>
+          <w:szCs w:val="30"/>
+        </w:rPr>
+        <w:t xml:space="preserve">Разработать </w:t>
+      </w:r>
+      <w:proofErr w:type="spellStart"/>
+      <w:r>
+        <w:rPr>
+          <w:rFonts w:ascii="Times New Roman" w:hAnsi="Times New Roman" w:cs="Times New Roman"/>
+          <w:sz w:val="30"/>
+          <w:szCs w:val="30"/>
+        </w:rPr>
+        <w:t>Telegram</w:t>
+      </w:r>
+      <w:proofErr w:type="spellEnd"/>
+      <w:r>
+        <w:rPr>
+          <w:rFonts w:ascii="Times New Roman" w:hAnsi="Times New Roman" w:cs="Times New Roman"/>
+          <w:sz w:val="30"/>
+          <w:szCs w:val="30"/>
+        </w:rPr>
+        <w:noBreakHyphen/>
+        <w:t>бота для автоматических напоминаний.</w:t>
+      </w:r>
+    </w:p>
+    <w:p>
+      <w:pPr>
+        <w:numPr>
+          <w:ilvl w:val="0"/>
+          <w:numId w:val="12"/>
+        </w:numPr>
+        <w:spacing w:after="280" w:line="240" w:lineRule="auto"/>
+        <w:rPr>
+          <w:rFonts w:ascii="Times New Roman" w:hAnsi="Times New Roman" w:cs="Times New Roman"/>
+          <w:color w:val="000000"/>
+          <w:sz w:val="30"/>
+          <w:szCs w:val="30"/>
+        </w:rPr>
+      </w:pPr>
+      <w:r>
+        <w:rPr>
+          <w:rFonts w:ascii="Times New Roman" w:hAnsi="Times New Roman" w:cs="Times New Roman"/>
+          <w:color w:val="000000"/>
+          <w:sz w:val="30"/>
+          <w:szCs w:val="30"/>
+        </w:rPr>
+        <w:t>Обосновать выбор технологий и архитектуры приложения.</w:t>
+      </w:r>
+    </w:p>
+    <w:p>
+      <w:pPr>
+        <w:pStyle w:val="2"/>
         <w:rPr>
           <w:color w:val="000000"/>
           <w:sz w:val="32"/>
           <w:szCs w:val="32"/>
         </w:rPr>
-        <w:t>Цели и задачи</w:t>
+      </w:pPr>
+      <w:r>
+        <w:rPr>
+          <w:color w:val="000000"/>
+          <w:sz w:val="32"/>
+          <w:szCs w:val="32"/>
+        </w:rPr>
+        <w:t>Архитектура приложения</w:t>
       </w:r>
     </w:p>
     <w:p>
@@ -258,284 +664,6 @@
       <w:r>
         <w:rPr>
           <w:rFonts w:ascii="Times New Roman" w:eastAsia="Times New Roman" w:hAnsi="Times New Roman" w:cs="Times New Roman"/>
-          <w:b/>
-          <w:bCs/>
-          <w:color w:val="000000"/>
-          <w:sz w:val="30"/>
-          <w:szCs w:val="30"/>
-        </w:rPr>
-        <w:t>Цель работы:</w:t>
-      </w:r>
-      <w:r>
-        <w:rPr>
-          <w:rFonts w:ascii="Times New Roman" w:eastAsia="Times New Roman" w:hAnsi="Times New Roman" w:cs="Times New Roman"/>
-          <w:color w:val="000000"/>
-          <w:sz w:val="30"/>
-          <w:szCs w:val="30"/>
-        </w:rPr>
-        <w:t xml:space="preserve"> создать веб-приложение для управления событиями календаря, позволяющее добавлять, просматривать и удалять записи.</w:t>
-      </w:r>
-    </w:p>
-    <w:p>
-      <w:pPr>
-        <w:pBdr>
-          <w:top w:val="nil"/>
-          <w:left w:val="nil"/>
-          <w:bottom w:val="nil"/>
-          <w:right w:val="nil"/>
-          <w:between w:val="nil"/>
-        </w:pBdr>
-        <w:spacing w:line="240" w:lineRule="auto"/>
-        <w:rPr>
-          <w:rFonts w:ascii="Times New Roman" w:eastAsia="Times New Roman" w:hAnsi="Times New Roman" w:cs="Times New Roman"/>
-          <w:color w:val="000000"/>
-          <w:sz w:val="32"/>
-          <w:szCs w:val="32"/>
-        </w:rPr>
-      </w:pPr>
-      <w:r>
-        <w:rPr>
-          <w:rFonts w:ascii="Times New Roman" w:eastAsia="Times New Roman" w:hAnsi="Times New Roman" w:cs="Times New Roman"/>
-          <w:b/>
-          <w:bCs/>
-          <w:color w:val="000000"/>
-          <w:sz w:val="32"/>
-          <w:szCs w:val="32"/>
-        </w:rPr>
-        <w:t>Зад</w:t>
-      </w:r>
-      <w:r>
-        <w:rPr>
-          <w:rFonts w:ascii="Times New Roman" w:eastAsia="Times New Roman" w:hAnsi="Times New Roman" w:cs="Times New Roman"/>
-          <w:b/>
-          <w:bCs/>
-          <w:color w:val="000000"/>
-          <w:sz w:val="32"/>
-          <w:szCs w:val="32"/>
-        </w:rPr>
-        <w:t>ачи проекта:</w:t>
-      </w:r>
-    </w:p>
-    <w:p>
-      <w:pPr>
-        <w:numPr>
-          <w:ilvl w:val="0"/>
-          <w:numId w:val="12"/>
-        </w:numPr>
-        <w:spacing w:before="280" w:after="0" w:line="240" w:lineRule="auto"/>
-        <w:rPr>
-          <w:color w:val="000000"/>
-          <w:sz w:val="30"/>
-          <w:szCs w:val="30"/>
-        </w:rPr>
-      </w:pPr>
-      <w:r>
-        <w:rPr>
-          <w:color w:val="000000"/>
-          <w:sz w:val="30"/>
-          <w:szCs w:val="30"/>
-        </w:rPr>
-        <w:t xml:space="preserve">Изучить возможности </w:t>
-      </w:r>
-      <w:proofErr w:type="spellStart"/>
-      <w:r>
-        <w:rPr>
-          <w:color w:val="000000"/>
-          <w:sz w:val="30"/>
-          <w:szCs w:val="30"/>
-        </w:rPr>
-        <w:t>FastAPI</w:t>
-      </w:r>
-      <w:proofErr w:type="spellEnd"/>
-      <w:r>
-        <w:rPr>
-          <w:color w:val="000000"/>
-          <w:sz w:val="30"/>
-          <w:szCs w:val="30"/>
-        </w:rPr>
-        <w:t xml:space="preserve"> для построения REST API.</w:t>
-      </w:r>
-    </w:p>
-    <w:p>
-      <w:pPr>
-        <w:numPr>
-          <w:ilvl w:val="0"/>
-          <w:numId w:val="12"/>
-        </w:numPr>
-        <w:spacing w:after="0" w:line="240" w:lineRule="auto"/>
-        <w:rPr>
-          <w:color w:val="000000"/>
-          <w:sz w:val="30"/>
-          <w:szCs w:val="30"/>
-        </w:rPr>
-      </w:pPr>
-      <w:r>
-        <w:rPr>
-          <w:color w:val="000000"/>
-          <w:sz w:val="30"/>
-          <w:szCs w:val="30"/>
-        </w:rPr>
-        <w:t>Реализовать хранение данных в формате CSV.</w:t>
-      </w:r>
-    </w:p>
-    <w:p>
-      <w:pPr>
-        <w:numPr>
-          <w:ilvl w:val="0"/>
-          <w:numId w:val="12"/>
-        </w:numPr>
-        <w:spacing w:after="0" w:line="240" w:lineRule="auto"/>
-        <w:rPr>
-          <w:color w:val="000000"/>
-          <w:sz w:val="30"/>
-          <w:szCs w:val="30"/>
-        </w:rPr>
-      </w:pPr>
-      <w:r>
-        <w:rPr>
-          <w:color w:val="000000"/>
-          <w:sz w:val="30"/>
-          <w:szCs w:val="30"/>
-        </w:rPr>
-        <w:t>Обеспечить базовые операции CRUD (</w:t>
-      </w:r>
-      <w:proofErr w:type="spellStart"/>
-      <w:r>
-        <w:rPr>
-          <w:color w:val="000000"/>
-          <w:sz w:val="30"/>
-          <w:szCs w:val="30"/>
-        </w:rPr>
-        <w:t>Create</w:t>
-      </w:r>
-      <w:proofErr w:type="spellEnd"/>
-      <w:r>
-        <w:rPr>
-          <w:color w:val="000000"/>
-          <w:sz w:val="30"/>
-          <w:szCs w:val="30"/>
-        </w:rPr>
-        <w:t xml:space="preserve">, </w:t>
-      </w:r>
-      <w:proofErr w:type="spellStart"/>
-      <w:r>
-        <w:rPr>
-          <w:color w:val="000000"/>
-          <w:sz w:val="30"/>
-          <w:szCs w:val="30"/>
-        </w:rPr>
-        <w:t>Read</w:t>
-      </w:r>
-      <w:proofErr w:type="spellEnd"/>
-      <w:r>
-        <w:rPr>
-          <w:color w:val="000000"/>
-          <w:sz w:val="30"/>
-          <w:szCs w:val="30"/>
-        </w:rPr>
-        <w:t xml:space="preserve">, </w:t>
-      </w:r>
-      <w:proofErr w:type="spellStart"/>
-      <w:r>
-        <w:rPr>
-          <w:color w:val="000000"/>
-          <w:sz w:val="30"/>
-          <w:szCs w:val="30"/>
-        </w:rPr>
-        <w:t>Delete</w:t>
-      </w:r>
-      <w:proofErr w:type="spellEnd"/>
-      <w:r>
-        <w:rPr>
-          <w:color w:val="000000"/>
-          <w:sz w:val="30"/>
-          <w:szCs w:val="30"/>
-        </w:rPr>
-        <w:t>).</w:t>
-      </w:r>
-    </w:p>
-    <w:p>
-      <w:pPr>
-        <w:numPr>
-          <w:ilvl w:val="0"/>
-          <w:numId w:val="12"/>
-        </w:numPr>
-        <w:spacing w:after="0" w:line="240" w:lineRule="auto"/>
-        <w:rPr>
-          <w:color w:val="000000"/>
-          <w:sz w:val="30"/>
-          <w:szCs w:val="30"/>
-        </w:rPr>
-      </w:pPr>
-      <w:r>
-        <w:rPr>
-          <w:color w:val="000000"/>
-          <w:sz w:val="30"/>
-          <w:szCs w:val="30"/>
-        </w:rPr>
-        <w:t>Подключить статический интерфейс для взаимодействия с пользователем.</w:t>
-      </w:r>
-    </w:p>
-    <w:p>
-      <w:pPr>
-        <w:numPr>
-          <w:ilvl w:val="0"/>
-          <w:numId w:val="12"/>
-        </w:numPr>
-        <w:spacing w:after="280" w:line="240" w:lineRule="auto"/>
-        <w:rPr>
-          <w:color w:val="000000"/>
-          <w:sz w:val="30"/>
-          <w:szCs w:val="30"/>
-        </w:rPr>
-      </w:pPr>
-      <w:r>
-        <w:rPr>
-          <w:color w:val="000000"/>
-          <w:sz w:val="30"/>
-          <w:szCs w:val="30"/>
-        </w:rPr>
-        <w:t>Обосновать выбор технологий и архитектуры приложения.</w:t>
-      </w:r>
-    </w:p>
-    <w:p>
-      <w:pPr>
-        <w:pStyle w:val="2"/>
-        <w:rPr>
-          <w:color w:val="000000"/>
-          <w:sz w:val="32"/>
-          <w:szCs w:val="32"/>
-        </w:rPr>
-      </w:pPr>
-      <w:r>
-        <w:rPr>
-          <w:color w:val="000000"/>
-          <w:sz w:val="32"/>
-          <w:szCs w:val="32"/>
-        </w:rPr>
-        <w:t>Архитектура приложения</w:t>
-      </w:r>
-    </w:p>
-    <w:p>
-      <w:pPr>
-        <w:pBdr>
-          <w:top w:val="nil"/>
-          <w:left w:val="nil"/>
-          <w:bottom w:val="nil"/>
-          <w:right w:val="nil"/>
-          <w:between w:val="nil"/>
-        </w:pBdr>
-        <w:spacing w:line="240" w:lineRule="auto"/>
-        <w:rPr>
-          <w:rFonts w:ascii="Times New Roman" w:eastAsia="Times New Roman" w:hAnsi="Times New Roman" w:cs="Times New Roman"/>
-          <w:color w:val="000000"/>
-          <w:sz w:val="30"/>
-          <w:szCs w:val="30"/>
-        </w:rPr>
-      </w:pPr>
-      <w:r>
-        <w:rPr>
-          <w:rFonts w:ascii="Times New Roman" w:eastAsia="Times New Roman" w:hAnsi="Times New Roman" w:cs="Times New Roman"/>
           <w:color w:val="000000"/>
           <w:sz w:val="30"/>
           <w:szCs w:val="30"/>
@@ -571,14 +699,16 @@
         </w:numPr>
         <w:spacing w:before="280" w:after="0" w:line="240" w:lineRule="auto"/>
         <w:rPr>
-          <w:color w:val="000000"/>
-          <w:sz w:val="30"/>
-          <w:szCs w:val="30"/>
-        </w:rPr>
-      </w:pPr>
-      <w:proofErr w:type="spellStart"/>
-      <w:r>
-        <w:rPr>
+          <w:rFonts w:ascii="Times New Roman" w:hAnsi="Times New Roman" w:cs="Times New Roman"/>
+          <w:color w:val="000000"/>
+          <w:sz w:val="30"/>
+          <w:szCs w:val="30"/>
+        </w:rPr>
+      </w:pPr>
+      <w:proofErr w:type="spellStart"/>
+      <w:r>
+        <w:rPr>
+          <w:rFonts w:ascii="Times New Roman" w:hAnsi="Times New Roman" w:cs="Times New Roman"/>
           <w:b/>
           <w:bCs/>
           <w:color w:val="000000"/>
@@ -590,6 +720,7 @@
       <w:proofErr w:type="spellEnd"/>
       <w:r>
         <w:rPr>
+          <w:rFonts w:ascii="Times New Roman" w:hAnsi="Times New Roman" w:cs="Times New Roman"/>
           <w:b/>
           <w:bCs/>
           <w:color w:val="000000"/>
@@ -600,6 +731,7 @@
       </w:r>
       <w:r>
         <w:rPr>
+          <w:rFonts w:ascii="Times New Roman" w:hAnsi="Times New Roman" w:cs="Times New Roman"/>
           <w:color w:val="000000"/>
           <w:sz w:val="30"/>
           <w:szCs w:val="30"/>
@@ -608,7 +740,7 @@
       </w:r>
       <w:r>
         <w:rPr>
-          <w:rFonts w:ascii="Courier New" w:eastAsia="Courier New" w:hAnsi="Courier New" w:cs="Courier New"/>
+          <w:rFonts w:ascii="Times New Roman" w:eastAsia="Courier New" w:hAnsi="Times New Roman" w:cs="Times New Roman"/>
           <w:color w:val="000000"/>
           <w:sz w:val="30"/>
           <w:szCs w:val="30"/>
@@ -617,11 +749,63 @@
       </w:r>
       <w:r>
         <w:rPr>
-          <w:color w:val="000000"/>
-          <w:sz w:val="30"/>
-          <w:szCs w:val="30"/>
-        </w:rPr>
-        <w:t>.</w:t>
+          <w:rFonts w:ascii="Times New Roman" w:hAnsi="Times New Roman" w:cs="Times New Roman"/>
+          <w:color w:val="000000"/>
+          <w:sz w:val="30"/>
+          <w:szCs w:val="30"/>
+        </w:rPr>
+        <w:t xml:space="preserve"> </w:t>
+      </w:r>
+      <w:r>
+        <w:rPr>
+          <w:rFonts w:ascii="Times New Roman" w:hAnsi="Times New Roman" w:cs="Times New Roman"/>
+          <w:sz w:val="30"/>
+          <w:szCs w:val="30"/>
+        </w:rPr>
+        <w:t>с CSS</w:t>
+      </w:r>
+      <w:r>
+        <w:rPr>
+          <w:rFonts w:ascii="Times New Roman" w:hAnsi="Times New Roman" w:cs="Times New Roman"/>
+          <w:sz w:val="30"/>
+          <w:szCs w:val="30"/>
+        </w:rPr>
+        <w:noBreakHyphen/>
+      </w:r>
+      <w:r>
+        <w:rPr>
+          <w:rFonts w:ascii="Times New Roman" w:hAnsi="Times New Roman" w:cs="Times New Roman"/>
+          <w:sz w:val="30"/>
+          <w:szCs w:val="30"/>
+        </w:rPr>
+        <w:tab/>
+      </w:r>
+      <w:r>
+        <w:rPr>
+          <w:rFonts w:ascii="Times New Roman" w:hAnsi="Times New Roman" w:cs="Times New Roman"/>
+          <w:sz w:val="30"/>
+          <w:szCs w:val="30"/>
+        </w:rPr>
+        <w:t xml:space="preserve">оформлением и </w:t>
+      </w:r>
+      <w:proofErr w:type="spellStart"/>
+      <w:r>
+        <w:rPr>
+          <w:rFonts w:ascii="Times New Roman" w:hAnsi="Times New Roman" w:cs="Times New Roman"/>
+          <w:sz w:val="30"/>
+          <w:szCs w:val="30"/>
+        </w:rPr>
+        <w:t>JavaScript</w:t>
+      </w:r>
+      <w:proofErr w:type="spellEnd"/>
+      <w:r>
+        <w:rPr>
+          <w:rFonts w:ascii="Times New Roman" w:hAnsi="Times New Roman" w:cs="Times New Roman"/>
+          <w:sz w:val="30"/>
+          <w:szCs w:val="30"/>
+        </w:rPr>
+        <w:noBreakHyphen/>
+        <w:t>логикой.</w:t>
       </w:r>
     </w:p>
     <w:p>
@@ -632,25 +816,29 @@
         </w:numPr>
         <w:spacing w:after="0" w:line="240" w:lineRule="auto"/>
         <w:rPr>
-          <w:color w:val="000000"/>
-          <w:sz w:val="30"/>
-          <w:szCs w:val="30"/>
-        </w:rPr>
-      </w:pPr>
-      <w:proofErr w:type="spellStart"/>
-      <w:r>
-        <w:rPr>
+          <w:rFonts w:ascii="Times New Roman" w:hAnsi="Times New Roman" w:cs="Times New Roman"/>
+          <w:color w:val="000000"/>
+          <w:sz w:val="30"/>
+          <w:szCs w:val="30"/>
+        </w:rPr>
+      </w:pPr>
+      <w:proofErr w:type="spellStart"/>
+      <w:r>
+        <w:rPr>
+          <w:rFonts w:ascii="Times New Roman" w:hAnsi="Times New Roman" w:cs="Times New Roman"/>
           <w:b/>
           <w:bCs/>
           <w:color w:val="000000"/>
           <w:sz w:val="30"/>
           <w:szCs w:val="30"/>
         </w:rPr>
+        <w:lastRenderedPageBreak/>
         <w:t>Backend</w:t>
       </w:r>
       <w:proofErr w:type="spellEnd"/>
       <w:r>
         <w:rPr>
+          <w:rFonts w:ascii="Times New Roman" w:hAnsi="Times New Roman" w:cs="Times New Roman"/>
           <w:b/>
           <w:bCs/>
           <w:color w:val="000000"/>
@@ -661,6 +849,7 @@
       </w:r>
       <w:r>
         <w:rPr>
+          <w:rFonts w:ascii="Times New Roman" w:hAnsi="Times New Roman" w:cs="Times New Roman"/>
           <w:color w:val="000000"/>
           <w:sz w:val="30"/>
           <w:szCs w:val="30"/>
@@ -670,6 +859,7 @@
       <w:proofErr w:type="spellStart"/>
       <w:r>
         <w:rPr>
+          <w:rFonts w:ascii="Times New Roman" w:hAnsi="Times New Roman" w:cs="Times New Roman"/>
           <w:color w:val="000000"/>
           <w:sz w:val="30"/>
           <w:szCs w:val="30"/>
@@ -679,6 +869,7 @@
       <w:proofErr w:type="spellEnd"/>
       <w:r>
         <w:rPr>
+          <w:rFonts w:ascii="Times New Roman" w:hAnsi="Times New Roman" w:cs="Times New Roman"/>
           <w:color w:val="000000"/>
           <w:sz w:val="30"/>
           <w:szCs w:val="30"/>
@@ -692,8 +883,9 @@
           <w:ilvl w:val="0"/>
           <w:numId w:val="17"/>
         </w:numPr>
-        <w:spacing w:after="280" w:line="240" w:lineRule="auto"/>
-        <w:rPr>
+        <w:spacing w:after="0" w:line="240" w:lineRule="auto"/>
+        <w:rPr>
+          <w:rFonts w:ascii="Times New Roman" w:hAnsi="Times New Roman" w:cs="Times New Roman"/>
           <w:color w:val="000000"/>
           <w:sz w:val="30"/>
           <w:szCs w:val="30"/>
@@ -702,6 +894,7 @@
       </w:pPr>
       <w:r>
         <w:rPr>
+          <w:rFonts w:ascii="Times New Roman" w:hAnsi="Times New Roman" w:cs="Times New Roman"/>
           <w:b/>
           <w:bCs/>
           <w:color w:val="000000"/>
@@ -712,6 +905,7 @@
       </w:r>
       <w:r>
         <w:rPr>
+          <w:rFonts w:ascii="Times New Roman" w:hAnsi="Times New Roman" w:cs="Times New Roman"/>
           <w:b/>
           <w:bCs/>
           <w:color w:val="000000"/>
@@ -723,6 +917,7 @@
       </w:r>
       <w:r>
         <w:rPr>
+          <w:rFonts w:ascii="Times New Roman" w:hAnsi="Times New Roman" w:cs="Times New Roman"/>
           <w:color w:val="000000"/>
           <w:sz w:val="30"/>
           <w:szCs w:val="30"/>
@@ -732,6 +927,7 @@
       </w:r>
       <w:r>
         <w:rPr>
+          <w:rFonts w:ascii="Times New Roman" w:hAnsi="Times New Roman" w:cs="Times New Roman"/>
           <w:color w:val="000000"/>
           <w:sz w:val="30"/>
           <w:szCs w:val="30"/>
@@ -740,6 +936,7 @@
       </w:r>
       <w:r>
         <w:rPr>
+          <w:rFonts w:ascii="Times New Roman" w:hAnsi="Times New Roman" w:cs="Times New Roman"/>
           <w:color w:val="000000"/>
           <w:sz w:val="30"/>
           <w:szCs w:val="30"/>
@@ -749,7 +946,7 @@
       </w:r>
       <w:r>
         <w:rPr>
-          <w:rFonts w:ascii="Courier New" w:eastAsia="Courier New" w:hAnsi="Courier New" w:cs="Courier New"/>
+          <w:rFonts w:ascii="Times New Roman" w:eastAsia="Courier New" w:hAnsi="Times New Roman" w:cs="Times New Roman"/>
           <w:color w:val="000000"/>
           <w:sz w:val="30"/>
           <w:szCs w:val="30"/>
@@ -759,6 +956,7 @@
       </w:r>
       <w:r>
         <w:rPr>
+          <w:rFonts w:ascii="Times New Roman" w:hAnsi="Times New Roman" w:cs="Times New Roman"/>
           <w:color w:val="000000"/>
           <w:sz w:val="30"/>
           <w:szCs w:val="30"/>
@@ -769,8 +967,54 @@
     </w:p>
     <w:p>
       <w:pPr>
+        <w:numPr>
+          <w:ilvl w:val="0"/>
+          <w:numId w:val="17"/>
+        </w:numPr>
+        <w:spacing w:after="0" w:line="240" w:lineRule="auto"/>
+        <w:rPr>
+          <w:rFonts w:ascii="Times New Roman" w:hAnsi="Times New Roman" w:cs="Times New Roman"/>
+          <w:color w:val="000000"/>
+          <w:sz w:val="30"/>
+          <w:szCs w:val="30"/>
+          <w:lang w:val="ru-RU"/>
+        </w:rPr>
+      </w:pPr>
+      <w:proofErr w:type="spellStart"/>
+      <w:r>
+        <w:rPr>
+          <w:rStyle w:val="a5"/>
+          <w:rFonts w:ascii="Times New Roman" w:hAnsi="Times New Roman" w:cs="Times New Roman"/>
+          <w:sz w:val="30"/>
+          <w:szCs w:val="30"/>
+        </w:rPr>
+        <w:t>Telegram</w:t>
+      </w:r>
+      <w:proofErr w:type="spellEnd"/>
+      <w:r>
+        <w:rPr>
+          <w:rStyle w:val="a5"/>
+          <w:rFonts w:ascii="Times New Roman" w:hAnsi="Times New Roman" w:cs="Times New Roman"/>
+          <w:sz w:val="30"/>
+          <w:szCs w:val="30"/>
+        </w:rPr>
+        <w:noBreakHyphen/>
+        <w:t>бот:</w:t>
+      </w:r>
+      <w:r>
+        <w:rPr>
+          <w:rFonts w:ascii="Times New Roman" w:hAnsi="Times New Roman" w:cs="Times New Roman"/>
+          <w:sz w:val="30"/>
+          <w:szCs w:val="30"/>
+        </w:rPr>
+        <w:t xml:space="preserve"> интеграция с мессенджером для отправки напоминаний.</w:t>
+      </w:r>
+    </w:p>
+    <w:p>
+      <w:pPr>
         <w:spacing w:before="280" w:after="280" w:line="240" w:lineRule="auto"/>
         <w:rPr>
+          <w:rFonts w:ascii="Times New Roman" w:hAnsi="Times New Roman" w:cs="Times New Roman"/>
           <w:b/>
           <w:bCs/>
           <w:sz w:val="32"/>
@@ -779,6 +1023,7 @@
       </w:pPr>
       <w:r>
         <w:rPr>
+          <w:rFonts w:ascii="Times New Roman" w:hAnsi="Times New Roman" w:cs="Times New Roman"/>
           <w:b/>
           <w:bCs/>
           <w:sz w:val="32"/>
@@ -792,6 +1037,7 @@
         <w:spacing w:before="280" w:after="280" w:line="240" w:lineRule="auto"/>
         <w:jc w:val="center"/>
         <w:rPr>
+          <w:rFonts w:ascii="Times New Roman" w:hAnsi="Times New Roman" w:cs="Times New Roman"/>
           <w:color w:val="000000"/>
           <w:sz w:val="30"/>
           <w:szCs w:val="30"/>
@@ -799,6 +1045,9 @@
         </w:rPr>
       </w:pPr>
       <w:r>
+        <w:rPr>
+          <w:rFonts w:ascii="Times New Roman" w:hAnsi="Times New Roman" w:cs="Times New Roman"/>
+        </w:rPr>
         <w:object w:dxaOrig="14340" w:dyaOrig="1756">
           <v:shapetype id="_x0000_t75" coordsize="21600,21600" o:spt="75" o:preferrelative="t" path="m@4@5l@4@11@9@11@9@5xe" filled="f" stroked="f">
             <v:stroke joinstyle="miter"/>
@@ -822,11 +1071,9 @@
           <v:shape id="_x0000_i1025" type="#_x0000_t75" style="width:467.25pt;height:57pt" o:ole="">
             <v:imagedata r:id="rId5" o:title=""/>
           </v:shape>
-          <o:OLEObject Type="Embed" ProgID="Visio.Drawing.15" ShapeID="_x0000_i1025" DrawAspect="Content" ObjectID="_1825579035" r:id="rId6"/>
+          <o:OLEObject Type="Embed" ProgID="Visio.Drawing.15" ShapeID="_x0000_i1025" DrawAspect="Content" ObjectID="_1825676270" r:id="rId6"/>
         </w:object>
       </w:r>
-      <w:bookmarkStart w:id="0" w:name="_GoBack"/>
-      <w:bookmarkEnd w:id="0"/>
     </w:p>
     <w:p>
       <w:pPr>
@@ -850,13 +1097,15 @@
       <w:pPr>
         <w:pStyle w:val="3"/>
         <w:rPr>
-          <w:color w:val="000000"/>
-          <w:sz w:val="30"/>
-          <w:szCs w:val="30"/>
-        </w:rPr>
-      </w:pPr>
-      <w:r>
-        <w:rPr>
+          <w:rFonts w:ascii="Times New Roman" w:hAnsi="Times New Roman" w:cs="Times New Roman"/>
+          <w:color w:val="000000"/>
+          <w:sz w:val="30"/>
+          <w:szCs w:val="30"/>
+        </w:rPr>
+      </w:pPr>
+      <w:r>
+        <w:rPr>
+          <w:rFonts w:ascii="Times New Roman" w:hAnsi="Times New Roman" w:cs="Times New Roman"/>
           <w:color w:val="000000"/>
           <w:sz w:val="30"/>
           <w:szCs w:val="30"/>
@@ -866,6 +1115,7 @@
       <w:proofErr w:type="spellStart"/>
       <w:r>
         <w:rPr>
+          <w:rFonts w:ascii="Times New Roman" w:hAnsi="Times New Roman" w:cs="Times New Roman"/>
           <w:color w:val="000000"/>
           <w:sz w:val="30"/>
           <w:szCs w:val="30"/>
@@ -875,6 +1125,7 @@
       <w:proofErr w:type="spellEnd"/>
       <w:r>
         <w:rPr>
+          <w:rFonts w:ascii="Times New Roman" w:hAnsi="Times New Roman" w:cs="Times New Roman"/>
           <w:color w:val="000000"/>
           <w:sz w:val="30"/>
           <w:szCs w:val="30"/>
@@ -884,6 +1135,7 @@
       <w:proofErr w:type="spellStart"/>
       <w:r>
         <w:rPr>
+          <w:rFonts w:ascii="Times New Roman" w:hAnsi="Times New Roman" w:cs="Times New Roman"/>
           <w:color w:val="000000"/>
           <w:sz w:val="30"/>
           <w:szCs w:val="30"/>
@@ -893,6 +1145,7 @@
       <w:proofErr w:type="spellEnd"/>
       <w:r>
         <w:rPr>
+          <w:rFonts w:ascii="Times New Roman" w:hAnsi="Times New Roman" w:cs="Times New Roman"/>
           <w:color w:val="000000"/>
           <w:sz w:val="30"/>
           <w:szCs w:val="30"/>
@@ -902,6 +1155,7 @@
       <w:proofErr w:type="spellStart"/>
       <w:r>
         <w:rPr>
+          <w:rFonts w:ascii="Times New Roman" w:hAnsi="Times New Roman" w:cs="Times New Roman"/>
           <w:color w:val="000000"/>
           <w:sz w:val="30"/>
           <w:szCs w:val="30"/>
@@ -911,6 +1165,7 @@
       <w:proofErr w:type="spellEnd"/>
       <w:r>
         <w:rPr>
+          <w:rFonts w:ascii="Times New Roman" w:hAnsi="Times New Roman" w:cs="Times New Roman"/>
           <w:color w:val="000000"/>
           <w:sz w:val="30"/>
           <w:szCs w:val="30"/>
@@ -920,6 +1175,7 @@
       <w:proofErr w:type="spellStart"/>
       <w:r>
         <w:rPr>
+          <w:rFonts w:ascii="Times New Roman" w:hAnsi="Times New Roman" w:cs="Times New Roman"/>
           <w:color w:val="000000"/>
           <w:sz w:val="30"/>
           <w:szCs w:val="30"/>
@@ -936,14 +1192,16 @@
         </w:numPr>
         <w:spacing w:before="280" w:after="0" w:line="240" w:lineRule="auto"/>
         <w:rPr>
-          <w:color w:val="000000"/>
-          <w:sz w:val="30"/>
-          <w:szCs w:val="30"/>
-        </w:rPr>
-      </w:pPr>
-      <w:proofErr w:type="spellStart"/>
-      <w:r>
-        <w:rPr>
+          <w:rFonts w:ascii="Times New Roman" w:hAnsi="Times New Roman" w:cs="Times New Roman"/>
+          <w:color w:val="000000"/>
+          <w:sz w:val="30"/>
+          <w:szCs w:val="30"/>
+        </w:rPr>
+      </w:pPr>
+      <w:proofErr w:type="spellStart"/>
+      <w:r>
+        <w:rPr>
+          <w:rFonts w:ascii="Times New Roman" w:hAnsi="Times New Roman" w:cs="Times New Roman"/>
           <w:b/>
           <w:bCs/>
           <w:color w:val="000000"/>
@@ -955,6 +1213,7 @@
       <w:proofErr w:type="spellEnd"/>
       <w:r>
         <w:rPr>
+          <w:rFonts w:ascii="Times New Roman" w:hAnsi="Times New Roman" w:cs="Times New Roman"/>
           <w:color w:val="000000"/>
           <w:sz w:val="30"/>
           <w:szCs w:val="30"/>
@@ -964,6 +1223,7 @@
       <w:proofErr w:type="spellStart"/>
       <w:r>
         <w:rPr>
+          <w:rFonts w:ascii="Times New Roman" w:hAnsi="Times New Roman" w:cs="Times New Roman"/>
           <w:color w:val="000000"/>
           <w:sz w:val="30"/>
           <w:szCs w:val="30"/>
@@ -973,6 +1233,7 @@
       <w:proofErr w:type="spellEnd"/>
       <w:r>
         <w:rPr>
+          <w:rFonts w:ascii="Times New Roman" w:hAnsi="Times New Roman" w:cs="Times New Roman"/>
           <w:color w:val="000000"/>
           <w:sz w:val="30"/>
           <w:szCs w:val="30"/>
@@ -982,6 +1243,7 @@
       <w:proofErr w:type="spellStart"/>
       <w:r>
         <w:rPr>
+          <w:rFonts w:ascii="Times New Roman" w:hAnsi="Times New Roman" w:cs="Times New Roman"/>
           <w:color w:val="000000"/>
           <w:sz w:val="30"/>
           <w:szCs w:val="30"/>
@@ -991,15 +1253,57 @@
       <w:proofErr w:type="spellEnd"/>
       <w:r>
         <w:rPr>
-          <w:color w:val="000000"/>
-          <w:sz w:val="30"/>
-          <w:szCs w:val="30"/>
-        </w:rPr>
-        <w:t xml:space="preserve">), интеграция с </w:t>
-      </w:r>
-      <w:proofErr w:type="spellStart"/>
-      <w:r>
-        <w:rPr>
+          <w:rFonts w:ascii="Times New Roman" w:hAnsi="Times New Roman" w:cs="Times New Roman"/>
+          <w:color w:val="000000"/>
+          <w:sz w:val="30"/>
+          <w:szCs w:val="30"/>
+        </w:rPr>
+        <w:t xml:space="preserve">), </w:t>
+      </w:r>
+      <w:proofErr w:type="spellStart"/>
+      <w:r>
+        <w:rPr>
+          <w:rFonts w:ascii="Times New Roman" w:hAnsi="Times New Roman" w:cs="Times New Roman"/>
+          <w:color w:val="000000"/>
+          <w:sz w:val="30"/>
+          <w:szCs w:val="30"/>
+        </w:rPr>
+        <w:t>интегра</w:t>
+      </w:r>
+      <w:proofErr w:type="spellEnd"/>
+      <w:r>
+        <w:rPr>
+          <w:rFonts w:ascii="Times New Roman" w:hAnsi="Times New Roman" w:cs="Times New Roman"/>
+          <w:color w:val="000000"/>
+          <w:sz w:val="30"/>
+          <w:szCs w:val="30"/>
+        </w:rPr>
+        <w:tab/>
+      </w:r>
+      <w:proofErr w:type="spellStart"/>
+      <w:r>
+        <w:rPr>
+          <w:rFonts w:ascii="Times New Roman" w:hAnsi="Times New Roman" w:cs="Times New Roman"/>
+          <w:color w:val="000000"/>
+          <w:sz w:val="30"/>
+          <w:szCs w:val="30"/>
+        </w:rPr>
+        <w:t>ция</w:t>
+      </w:r>
+      <w:proofErr w:type="spellEnd"/>
+      <w:r>
+        <w:rPr>
+          <w:rFonts w:ascii="Times New Roman" w:hAnsi="Times New Roman" w:cs="Times New Roman"/>
+          <w:color w:val="000000"/>
+          <w:sz w:val="30"/>
+          <w:szCs w:val="30"/>
+        </w:rPr>
+        <w:t xml:space="preserve"> с </w:t>
+      </w:r>
+      <w:proofErr w:type="spellStart"/>
+      <w:r>
+        <w:rPr>
+          <w:rFonts w:ascii="Times New Roman" w:hAnsi="Times New Roman" w:cs="Times New Roman"/>
           <w:color w:val="000000"/>
           <w:sz w:val="30"/>
           <w:szCs w:val="30"/>
@@ -1009,6 +1313,7 @@
       <w:proofErr w:type="spellEnd"/>
       <w:r>
         <w:rPr>
+          <w:rFonts w:ascii="Times New Roman" w:hAnsi="Times New Roman" w:cs="Times New Roman"/>
           <w:color w:val="000000"/>
           <w:sz w:val="30"/>
           <w:szCs w:val="30"/>
@@ -1024,14 +1329,16 @@
         </w:numPr>
         <w:spacing w:after="0" w:line="240" w:lineRule="auto"/>
         <w:rPr>
-          <w:color w:val="000000"/>
-          <w:sz w:val="30"/>
-          <w:szCs w:val="30"/>
-        </w:rPr>
-      </w:pPr>
-      <w:proofErr w:type="spellStart"/>
-      <w:r>
-        <w:rPr>
+          <w:rFonts w:ascii="Times New Roman" w:hAnsi="Times New Roman" w:cs="Times New Roman"/>
+          <w:color w:val="000000"/>
+          <w:sz w:val="30"/>
+          <w:szCs w:val="30"/>
+        </w:rPr>
+      </w:pPr>
+      <w:proofErr w:type="spellStart"/>
+      <w:r>
+        <w:rPr>
+          <w:rFonts w:ascii="Times New Roman" w:hAnsi="Times New Roman" w:cs="Times New Roman"/>
           <w:b/>
           <w:bCs/>
           <w:color w:val="000000"/>
@@ -1043,6 +1350,7 @@
       <w:proofErr w:type="spellEnd"/>
       <w:r>
         <w:rPr>
+          <w:rFonts w:ascii="Times New Roman" w:hAnsi="Times New Roman" w:cs="Times New Roman"/>
           <w:color w:val="000000"/>
           <w:sz w:val="30"/>
           <w:szCs w:val="30"/>
@@ -1052,6 +1360,7 @@
       <w:proofErr w:type="spellStart"/>
       <w:r>
         <w:rPr>
+          <w:rFonts w:ascii="Times New Roman" w:hAnsi="Times New Roman" w:cs="Times New Roman"/>
           <w:color w:val="000000"/>
           <w:sz w:val="30"/>
           <w:szCs w:val="30"/>
@@ -1061,19 +1370,12 @@
       <w:proofErr w:type="spellEnd"/>
       <w:r>
         <w:rPr>
-          <w:color w:val="000000"/>
-          <w:sz w:val="30"/>
-          <w:szCs w:val="30"/>
-        </w:rPr>
-        <w:t xml:space="preserve"> и ас</w:t>
-      </w:r>
-      <w:r>
-        <w:rPr>
-          <w:color w:val="000000"/>
-          <w:sz w:val="30"/>
-          <w:szCs w:val="30"/>
-        </w:rPr>
-        <w:t>инхронности.</w:t>
+          <w:rFonts w:ascii="Times New Roman" w:hAnsi="Times New Roman" w:cs="Times New Roman"/>
+          <w:color w:val="000000"/>
+          <w:sz w:val="30"/>
+          <w:szCs w:val="30"/>
+        </w:rPr>
+        <w:t xml:space="preserve"> и асинхронности.</w:t>
       </w:r>
     </w:p>
     <w:p>
@@ -1084,14 +1386,16 @@
         </w:numPr>
         <w:spacing w:after="280" w:line="240" w:lineRule="auto"/>
         <w:rPr>
-          <w:color w:val="000000"/>
-          <w:sz w:val="30"/>
-          <w:szCs w:val="30"/>
-        </w:rPr>
-      </w:pPr>
-      <w:proofErr w:type="spellStart"/>
-      <w:r>
-        <w:rPr>
+          <w:rFonts w:ascii="Times New Roman" w:hAnsi="Times New Roman" w:cs="Times New Roman"/>
+          <w:color w:val="000000"/>
+          <w:sz w:val="30"/>
+          <w:szCs w:val="30"/>
+        </w:rPr>
+      </w:pPr>
+      <w:proofErr w:type="spellStart"/>
+      <w:r>
+        <w:rPr>
+          <w:rFonts w:ascii="Times New Roman" w:hAnsi="Times New Roman" w:cs="Times New Roman"/>
           <w:b/>
           <w:bCs/>
           <w:color w:val="000000"/>
@@ -1103,6 +1407,7 @@
       <w:proofErr w:type="spellEnd"/>
       <w:r>
         <w:rPr>
+          <w:rFonts w:ascii="Times New Roman" w:hAnsi="Times New Roman" w:cs="Times New Roman"/>
           <w:color w:val="000000"/>
           <w:sz w:val="30"/>
           <w:szCs w:val="30"/>
@@ -1111,6 +1416,7 @@
       </w:r>
       <w:r>
         <w:rPr>
+          <w:rFonts w:ascii="Times New Roman" w:hAnsi="Times New Roman" w:cs="Times New Roman"/>
           <w:color w:val="000000"/>
           <w:sz w:val="30"/>
           <w:szCs w:val="30"/>
@@ -1121,6 +1427,7 @@
       <w:proofErr w:type="spellStart"/>
       <w:r>
         <w:rPr>
+          <w:rFonts w:ascii="Times New Roman" w:hAnsi="Times New Roman" w:cs="Times New Roman"/>
           <w:color w:val="000000"/>
           <w:sz w:val="30"/>
           <w:szCs w:val="30"/>
@@ -1130,6 +1437,7 @@
       <w:proofErr w:type="spellEnd"/>
       <w:r>
         <w:rPr>
+          <w:rFonts w:ascii="Times New Roman" w:hAnsi="Times New Roman" w:cs="Times New Roman"/>
           <w:color w:val="000000"/>
           <w:sz w:val="30"/>
           <w:szCs w:val="30"/>
@@ -1141,13 +1449,15 @@
       <w:pPr>
         <w:pStyle w:val="3"/>
         <w:rPr>
-          <w:color w:val="000000"/>
-          <w:sz w:val="30"/>
-          <w:szCs w:val="30"/>
-        </w:rPr>
-      </w:pPr>
-      <w:r>
-        <w:rPr>
+          <w:rFonts w:ascii="Times New Roman" w:hAnsi="Times New Roman" w:cs="Times New Roman"/>
+          <w:color w:val="000000"/>
+          <w:sz w:val="30"/>
+          <w:szCs w:val="30"/>
+        </w:rPr>
+      </w:pPr>
+      <w:r>
+        <w:rPr>
+          <w:rFonts w:ascii="Times New Roman" w:hAnsi="Times New Roman" w:cs="Times New Roman"/>
           <w:color w:val="000000"/>
           <w:sz w:val="30"/>
           <w:szCs w:val="30"/>
@@ -1157,6 +1467,7 @@
       <w:proofErr w:type="spellStart"/>
       <w:r>
         <w:rPr>
+          <w:rFonts w:ascii="Times New Roman" w:hAnsi="Times New Roman" w:cs="Times New Roman"/>
           <w:color w:val="000000"/>
           <w:sz w:val="30"/>
           <w:szCs w:val="30"/>
@@ -1166,6 +1477,7 @@
       <w:proofErr w:type="spellEnd"/>
       <w:r>
         <w:rPr>
+          <w:rFonts w:ascii="Times New Roman" w:hAnsi="Times New Roman" w:cs="Times New Roman"/>
           <w:color w:val="000000"/>
           <w:sz w:val="30"/>
           <w:szCs w:val="30"/>
@@ -1181,13 +1493,15 @@
         </w:numPr>
         <w:spacing w:before="280" w:after="0" w:line="240" w:lineRule="auto"/>
         <w:rPr>
-          <w:color w:val="000000"/>
-          <w:sz w:val="30"/>
-          <w:szCs w:val="30"/>
-        </w:rPr>
-      </w:pPr>
-      <w:r>
-        <w:rPr>
+          <w:rFonts w:ascii="Times New Roman" w:hAnsi="Times New Roman" w:cs="Times New Roman"/>
+          <w:color w:val="000000"/>
+          <w:sz w:val="30"/>
+          <w:szCs w:val="30"/>
+        </w:rPr>
+      </w:pPr>
+      <w:r>
+        <w:rPr>
+          <w:rFonts w:ascii="Times New Roman" w:hAnsi="Times New Roman" w:cs="Times New Roman"/>
           <w:b/>
           <w:bCs/>
           <w:color w:val="000000"/>
@@ -1198,6 +1512,7 @@
       </w:r>
       <w:r>
         <w:rPr>
+          <w:rFonts w:ascii="Times New Roman" w:hAnsi="Times New Roman" w:cs="Times New Roman"/>
           <w:color w:val="000000"/>
           <w:sz w:val="30"/>
           <w:szCs w:val="30"/>
@@ -1213,14 +1528,16 @@
         </w:numPr>
         <w:spacing w:after="280" w:line="240" w:lineRule="auto"/>
         <w:rPr>
-          <w:color w:val="000000"/>
-          <w:sz w:val="30"/>
-          <w:szCs w:val="30"/>
-        </w:rPr>
-      </w:pPr>
-      <w:proofErr w:type="spellStart"/>
-      <w:r>
-        <w:rPr>
+          <w:rFonts w:ascii="Times New Roman" w:hAnsi="Times New Roman" w:cs="Times New Roman"/>
+          <w:color w:val="000000"/>
+          <w:sz w:val="30"/>
+          <w:szCs w:val="30"/>
+        </w:rPr>
+      </w:pPr>
+      <w:proofErr w:type="spellStart"/>
+      <w:r>
+        <w:rPr>
+          <w:rFonts w:ascii="Times New Roman" w:hAnsi="Times New Roman" w:cs="Times New Roman"/>
           <w:b/>
           <w:bCs/>
           <w:color w:val="000000"/>
@@ -1232,6 +1549,7 @@
       <w:proofErr w:type="spellEnd"/>
       <w:r>
         <w:rPr>
+          <w:rFonts w:ascii="Times New Roman" w:hAnsi="Times New Roman" w:cs="Times New Roman"/>
           <w:b/>
           <w:bCs/>
           <w:color w:val="000000"/>
@@ -1243,6 +1561,7 @@
       <w:proofErr w:type="spellStart"/>
       <w:r>
         <w:rPr>
+          <w:rFonts w:ascii="Times New Roman" w:hAnsi="Times New Roman" w:cs="Times New Roman"/>
           <w:b/>
           <w:bCs/>
           <w:color w:val="000000"/>
@@ -1254,6 +1573,7 @@
       <w:proofErr w:type="spellEnd"/>
       <w:r>
         <w:rPr>
+          <w:rFonts w:ascii="Times New Roman" w:hAnsi="Times New Roman" w:cs="Times New Roman"/>
           <w:b/>
           <w:bCs/>
           <w:color w:val="000000"/>
@@ -1265,6 +1585,7 @@
       <w:proofErr w:type="spellStart"/>
       <w:r>
         <w:rPr>
+          <w:rFonts w:ascii="Times New Roman" w:hAnsi="Times New Roman" w:cs="Times New Roman"/>
           <w:b/>
           <w:bCs/>
           <w:color w:val="000000"/>
@@ -1276,22 +1597,16 @@
       <w:proofErr w:type="spellEnd"/>
       <w:r>
         <w:rPr>
-          <w:color w:val="000000"/>
-          <w:sz w:val="30"/>
-          <w:szCs w:val="30"/>
-        </w:rPr>
-        <w:t>: мощнее, но требуют знания SQL и нас</w:t>
-      </w:r>
-      <w:r>
-        <w:rPr>
-          <w:color w:val="000000"/>
-          <w:sz w:val="30"/>
-          <w:szCs w:val="30"/>
-        </w:rPr>
-        <w:t>тройки.</w:t>
-      </w:r>
-      <w:r>
-        <w:rPr>
+          <w:rFonts w:ascii="Times New Roman" w:hAnsi="Times New Roman" w:cs="Times New Roman"/>
+          <w:color w:val="000000"/>
+          <w:sz w:val="30"/>
+          <w:szCs w:val="30"/>
+        </w:rPr>
+        <w:t>: мощнее, но требуют знания SQL и настройки.</w:t>
+      </w:r>
+      <w:r>
+        <w:rPr>
+          <w:rFonts w:ascii="Times New Roman" w:hAnsi="Times New Roman" w:cs="Times New Roman"/>
           <w:color w:val="000000"/>
           <w:sz w:val="30"/>
           <w:szCs w:val="30"/>
@@ -1304,13 +1619,15 @@
       <w:pPr>
         <w:pStyle w:val="3"/>
         <w:rPr>
-          <w:color w:val="000000"/>
-          <w:sz w:val="30"/>
-          <w:szCs w:val="30"/>
-        </w:rPr>
-      </w:pPr>
-      <w:r>
-        <w:rPr>
+          <w:rFonts w:ascii="Times New Roman" w:hAnsi="Times New Roman" w:cs="Times New Roman"/>
+          <w:color w:val="000000"/>
+          <w:sz w:val="30"/>
+          <w:szCs w:val="30"/>
+        </w:rPr>
+      </w:pPr>
+      <w:r>
+        <w:rPr>
+          <w:rFonts w:ascii="Times New Roman" w:hAnsi="Times New Roman" w:cs="Times New Roman"/>
           <w:color w:val="000000"/>
           <w:sz w:val="30"/>
           <w:szCs w:val="30"/>
@@ -1320,6 +1637,7 @@
       <w:proofErr w:type="spellStart"/>
       <w:r>
         <w:rPr>
+          <w:rFonts w:ascii="Times New Roman" w:hAnsi="Times New Roman" w:cs="Times New Roman"/>
           <w:color w:val="000000"/>
           <w:sz w:val="30"/>
           <w:szCs w:val="30"/>
@@ -1329,6 +1647,7 @@
       <w:proofErr w:type="spellEnd"/>
       <w:r>
         <w:rPr>
+          <w:rFonts w:ascii="Times New Roman" w:hAnsi="Times New Roman" w:cs="Times New Roman"/>
           <w:color w:val="000000"/>
           <w:sz w:val="30"/>
           <w:szCs w:val="30"/>
@@ -1338,6 +1657,7 @@
       <w:proofErr w:type="spellStart"/>
       <w:r>
         <w:rPr>
+          <w:rFonts w:ascii="Times New Roman" w:hAnsi="Times New Roman" w:cs="Times New Roman"/>
           <w:color w:val="000000"/>
           <w:sz w:val="30"/>
           <w:szCs w:val="30"/>
@@ -1347,6 +1667,7 @@
       <w:proofErr w:type="spellEnd"/>
       <w:r>
         <w:rPr>
+          <w:rFonts w:ascii="Times New Roman" w:hAnsi="Times New Roman" w:cs="Times New Roman"/>
           <w:color w:val="000000"/>
           <w:sz w:val="30"/>
           <w:szCs w:val="30"/>
@@ -1362,14 +1683,16 @@
         </w:numPr>
         <w:spacing w:before="280" w:after="0" w:line="240" w:lineRule="auto"/>
         <w:rPr>
-          <w:color w:val="000000"/>
-          <w:sz w:val="30"/>
-          <w:szCs w:val="30"/>
-        </w:rPr>
-      </w:pPr>
-      <w:proofErr w:type="spellStart"/>
-      <w:r>
-        <w:rPr>
+          <w:rFonts w:ascii="Times New Roman" w:hAnsi="Times New Roman" w:cs="Times New Roman"/>
+          <w:color w:val="000000"/>
+          <w:sz w:val="30"/>
+          <w:szCs w:val="30"/>
+        </w:rPr>
+      </w:pPr>
+      <w:proofErr w:type="spellStart"/>
+      <w:r>
+        <w:rPr>
+          <w:rFonts w:ascii="Times New Roman" w:hAnsi="Times New Roman" w:cs="Times New Roman"/>
           <w:b/>
           <w:bCs/>
           <w:color w:val="000000"/>
@@ -1381,6 +1704,7 @@
       <w:proofErr w:type="spellEnd"/>
       <w:r>
         <w:rPr>
+          <w:rFonts w:ascii="Times New Roman" w:hAnsi="Times New Roman" w:cs="Times New Roman"/>
           <w:color w:val="000000"/>
           <w:sz w:val="30"/>
           <w:szCs w:val="30"/>
@@ -1390,6 +1714,7 @@
       <w:proofErr w:type="spellStart"/>
       <w:r>
         <w:rPr>
+          <w:rFonts w:ascii="Times New Roman" w:hAnsi="Times New Roman" w:cs="Times New Roman"/>
           <w:color w:val="000000"/>
           <w:sz w:val="30"/>
           <w:szCs w:val="30"/>
@@ -1399,6 +1724,7 @@
       <w:proofErr w:type="spellEnd"/>
       <w:r>
         <w:rPr>
+          <w:rFonts w:ascii="Times New Roman" w:hAnsi="Times New Roman" w:cs="Times New Roman"/>
           <w:color w:val="000000"/>
           <w:sz w:val="30"/>
           <w:szCs w:val="30"/>
@@ -1414,13 +1740,15 @@
         </w:numPr>
         <w:spacing w:after="280" w:line="240" w:lineRule="auto"/>
         <w:rPr>
-          <w:color w:val="000000"/>
-          <w:sz w:val="30"/>
-          <w:szCs w:val="30"/>
-        </w:rPr>
-      </w:pPr>
-      <w:r>
-        <w:rPr>
+          <w:rFonts w:ascii="Times New Roman" w:hAnsi="Times New Roman" w:cs="Times New Roman"/>
+          <w:color w:val="000000"/>
+          <w:sz w:val="30"/>
+          <w:szCs w:val="30"/>
+        </w:rPr>
+      </w:pPr>
+      <w:r>
+        <w:rPr>
+          <w:rFonts w:ascii="Times New Roman" w:hAnsi="Times New Roman" w:cs="Times New Roman"/>
           <w:b/>
           <w:bCs/>
           <w:color w:val="000000"/>
@@ -1431,6 +1759,7 @@
       </w:r>
       <w:r>
         <w:rPr>
+          <w:rFonts w:ascii="Times New Roman" w:hAnsi="Times New Roman" w:cs="Times New Roman"/>
           <w:color w:val="000000"/>
           <w:sz w:val="30"/>
           <w:szCs w:val="30"/>
@@ -1439,6 +1768,7 @@
       </w:r>
       <w:r>
         <w:rPr>
+          <w:rFonts w:ascii="Times New Roman" w:hAnsi="Times New Roman" w:cs="Times New Roman"/>
           <w:color w:val="000000"/>
           <w:sz w:val="30"/>
           <w:szCs w:val="30"/>
@@ -1449,6 +1779,7 @@
       <w:proofErr w:type="spellStart"/>
       <w:r>
         <w:rPr>
+          <w:rFonts w:ascii="Times New Roman" w:hAnsi="Times New Roman" w:cs="Times New Roman"/>
           <w:color w:val="000000"/>
           <w:sz w:val="30"/>
           <w:szCs w:val="30"/>
@@ -1458,32 +1789,27 @@
       <w:proofErr w:type="spellEnd"/>
       <w:r>
         <w:rPr>
-          <w:color w:val="000000"/>
-          <w:sz w:val="30"/>
-          <w:szCs w:val="30"/>
-        </w:rPr>
-        <w:t xml:space="preserve"> делает проект современным и надёжны</w:t>
-      </w:r>
-      <w:r>
-        <w:rPr>
-          <w:color w:val="000000"/>
-          <w:sz w:val="30"/>
-          <w:szCs w:val="30"/>
-        </w:rPr>
-        <w:t>м.</w:t>
+          <w:rFonts w:ascii="Times New Roman" w:hAnsi="Times New Roman" w:cs="Times New Roman"/>
+          <w:color w:val="000000"/>
+          <w:sz w:val="30"/>
+          <w:szCs w:val="30"/>
+        </w:rPr>
+        <w:t xml:space="preserve"> делает проект современным и надёжным.</w:t>
       </w:r>
     </w:p>
     <w:p>
       <w:pPr>
         <w:pStyle w:val="3"/>
         <w:rPr>
-          <w:color w:val="000000"/>
-          <w:sz w:val="30"/>
-          <w:szCs w:val="30"/>
-        </w:rPr>
-      </w:pPr>
-      <w:r>
-        <w:rPr>
+          <w:rFonts w:ascii="Times New Roman" w:hAnsi="Times New Roman" w:cs="Times New Roman"/>
+          <w:color w:val="000000"/>
+          <w:sz w:val="30"/>
+          <w:szCs w:val="30"/>
+        </w:rPr>
+      </w:pPr>
+      <w:r>
+        <w:rPr>
+          <w:rFonts w:ascii="Times New Roman" w:hAnsi="Times New Roman" w:cs="Times New Roman"/>
           <w:color w:val="000000"/>
           <w:sz w:val="30"/>
           <w:szCs w:val="30"/>
@@ -1493,6 +1819,7 @@
       <w:proofErr w:type="spellStart"/>
       <w:r>
         <w:rPr>
+          <w:rFonts w:ascii="Times New Roman" w:hAnsi="Times New Roman" w:cs="Times New Roman"/>
           <w:color w:val="000000"/>
           <w:sz w:val="30"/>
           <w:szCs w:val="30"/>
@@ -1502,6 +1829,7 @@
       <w:proofErr w:type="spellEnd"/>
       <w:r>
         <w:rPr>
+          <w:rFonts w:ascii="Times New Roman" w:hAnsi="Times New Roman" w:cs="Times New Roman"/>
           <w:color w:val="000000"/>
           <w:sz w:val="30"/>
           <w:szCs w:val="30"/>
@@ -1511,6 +1839,7 @@
       <w:proofErr w:type="spellStart"/>
       <w:r>
         <w:rPr>
+          <w:rFonts w:ascii="Times New Roman" w:hAnsi="Times New Roman" w:cs="Times New Roman"/>
           <w:color w:val="000000"/>
           <w:sz w:val="30"/>
           <w:szCs w:val="30"/>
@@ -1520,6 +1849,7 @@
       <w:proofErr w:type="spellEnd"/>
       <w:r>
         <w:rPr>
+          <w:rFonts w:ascii="Times New Roman" w:hAnsi="Times New Roman" w:cs="Times New Roman"/>
           <w:color w:val="000000"/>
           <w:sz w:val="30"/>
           <w:szCs w:val="30"/>
@@ -1529,6 +1859,7 @@
       <w:proofErr w:type="spellStart"/>
       <w:r>
         <w:rPr>
+          <w:rFonts w:ascii="Times New Roman" w:hAnsi="Times New Roman" w:cs="Times New Roman"/>
           <w:color w:val="000000"/>
           <w:sz w:val="30"/>
           <w:szCs w:val="30"/>
@@ -1545,14 +1876,16 @@
         </w:numPr>
         <w:spacing w:before="280" w:after="0" w:line="240" w:lineRule="auto"/>
         <w:rPr>
-          <w:color w:val="000000"/>
-          <w:sz w:val="30"/>
-          <w:szCs w:val="30"/>
-        </w:rPr>
-      </w:pPr>
-      <w:proofErr w:type="spellStart"/>
-      <w:r>
-        <w:rPr>
+          <w:rFonts w:ascii="Times New Roman" w:hAnsi="Times New Roman" w:cs="Times New Roman"/>
+          <w:color w:val="000000"/>
+          <w:sz w:val="30"/>
+          <w:szCs w:val="30"/>
+        </w:rPr>
+      </w:pPr>
+      <w:proofErr w:type="spellStart"/>
+      <w:r>
+        <w:rPr>
+          <w:rFonts w:ascii="Times New Roman" w:hAnsi="Times New Roman" w:cs="Times New Roman"/>
           <w:b/>
           <w:bCs/>
           <w:color w:val="000000"/>
@@ -1564,6 +1897,7 @@
       <w:proofErr w:type="spellEnd"/>
       <w:r>
         <w:rPr>
+          <w:rFonts w:ascii="Times New Roman" w:hAnsi="Times New Roman" w:cs="Times New Roman"/>
           <w:color w:val="000000"/>
           <w:sz w:val="30"/>
           <w:szCs w:val="30"/>
@@ -1579,13 +1913,15 @@
         </w:numPr>
         <w:spacing w:after="280" w:line="240" w:lineRule="auto"/>
         <w:rPr>
-          <w:color w:val="000000"/>
-          <w:sz w:val="30"/>
-          <w:szCs w:val="30"/>
-        </w:rPr>
-      </w:pPr>
-      <w:r>
-        <w:rPr>
+          <w:rFonts w:ascii="Times New Roman" w:hAnsi="Times New Roman" w:cs="Times New Roman"/>
+          <w:color w:val="000000"/>
+          <w:sz w:val="30"/>
+          <w:szCs w:val="30"/>
+        </w:rPr>
+      </w:pPr>
+      <w:r>
+        <w:rPr>
+          <w:rFonts w:ascii="Times New Roman" w:hAnsi="Times New Roman" w:cs="Times New Roman"/>
           <w:b/>
           <w:bCs/>
           <w:color w:val="000000"/>
@@ -1597,6 +1933,7 @@
       <w:proofErr w:type="spellStart"/>
       <w:r>
         <w:rPr>
+          <w:rFonts w:ascii="Times New Roman" w:hAnsi="Times New Roman" w:cs="Times New Roman"/>
           <w:b/>
           <w:bCs/>
           <w:color w:val="000000"/>
@@ -1608,6 +1945,7 @@
       <w:proofErr w:type="spellEnd"/>
       <w:r>
         <w:rPr>
+          <w:rFonts w:ascii="Times New Roman" w:hAnsi="Times New Roman" w:cs="Times New Roman"/>
           <w:color w:val="000000"/>
           <w:sz w:val="30"/>
           <w:szCs w:val="30"/>
@@ -1616,6 +1954,7 @@
       </w:r>
       <w:r>
         <w:rPr>
+          <w:rFonts w:ascii="Times New Roman" w:hAnsi="Times New Roman" w:cs="Times New Roman"/>
           <w:color w:val="000000"/>
           <w:sz w:val="30"/>
           <w:szCs w:val="30"/>
@@ -1626,6 +1965,7 @@
       <w:proofErr w:type="spellStart"/>
       <w:r>
         <w:rPr>
+          <w:rFonts w:ascii="Times New Roman" w:hAnsi="Times New Roman" w:cs="Times New Roman"/>
           <w:color w:val="000000"/>
           <w:sz w:val="30"/>
           <w:szCs w:val="30"/>
@@ -1635,6 +1975,7 @@
       <w:proofErr w:type="spellEnd"/>
       <w:r>
         <w:rPr>
+          <w:rFonts w:ascii="Times New Roman" w:hAnsi="Times New Roman" w:cs="Times New Roman"/>
           <w:color w:val="000000"/>
           <w:sz w:val="30"/>
           <w:szCs w:val="30"/>
@@ -1690,7 +2031,33 @@
           <w:sz w:val="30"/>
           <w:szCs w:val="30"/>
         </w:rPr>
-        <w:t>Инициализация</w:t>
+        <w:lastRenderedPageBreak/>
+        <w:t>Инициали</w:t>
+      </w:r>
+      <w:r>
+        <w:rPr>
+          <w:rFonts w:ascii="Times New Roman" w:eastAsia="Times New Roman" w:hAnsi="Times New Roman" w:cs="Times New Roman"/>
+          <w:b/>
+          <w:bCs/>
+          <w:color w:val="000000"/>
+          <w:sz w:val="30"/>
+          <w:szCs w:val="30"/>
+          <w:lang w:val="en-US"/>
+        </w:rPr>
+        <w:t>z`</w:t>
+      </w:r>
+      <w:bookmarkStart w:id="0" w:name="_GoBack"/>
+      <w:bookmarkEnd w:id="0"/>
+      <w:r>
+        <w:rPr>
+          <w:rFonts w:ascii="Times New Roman" w:eastAsia="Times New Roman" w:hAnsi="Times New Roman" w:cs="Times New Roman"/>
+          <w:b/>
+          <w:bCs/>
+          <w:color w:val="000000"/>
+          <w:sz w:val="30"/>
+          <w:szCs w:val="30"/>
+        </w:rPr>
+        <w:t>зация</w:t>
       </w:r>
     </w:p>
     <w:p>
@@ -1701,13 +2068,15 @@
         </w:numPr>
         <w:spacing w:after="0" w:line="240" w:lineRule="auto"/>
         <w:rPr>
-          <w:color w:val="000000"/>
-          <w:sz w:val="30"/>
-          <w:szCs w:val="30"/>
-        </w:rPr>
-      </w:pPr>
-      <w:r>
-        <w:rPr>
+          <w:rFonts w:ascii="Times New Roman" w:hAnsi="Times New Roman" w:cs="Times New Roman"/>
+          <w:color w:val="000000"/>
+          <w:sz w:val="30"/>
+          <w:szCs w:val="30"/>
+        </w:rPr>
+      </w:pPr>
+      <w:r>
+        <w:rPr>
+          <w:rFonts w:ascii="Times New Roman" w:hAnsi="Times New Roman" w:cs="Times New Roman"/>
           <w:color w:val="000000"/>
           <w:sz w:val="30"/>
           <w:szCs w:val="30"/>
@@ -1716,7 +2085,7 @@
       </w:r>
       <w:r>
         <w:rPr>
-          <w:rFonts w:ascii="Courier New" w:eastAsia="Courier New" w:hAnsi="Courier New" w:cs="Courier New"/>
+          <w:rFonts w:ascii="Times New Roman" w:eastAsia="Courier New" w:hAnsi="Times New Roman" w:cs="Times New Roman"/>
           <w:color w:val="000000"/>
           <w:sz w:val="30"/>
           <w:szCs w:val="30"/>
@@ -1725,6 +2094,7 @@
       </w:r>
       <w:r>
         <w:rPr>
+          <w:rFonts w:ascii="Times New Roman" w:hAnsi="Times New Roman" w:cs="Times New Roman"/>
           <w:color w:val="000000"/>
           <w:sz w:val="30"/>
           <w:szCs w:val="30"/>
@@ -1740,13 +2110,15 @@
         </w:numPr>
         <w:spacing w:after="0" w:line="240" w:lineRule="auto"/>
         <w:rPr>
-          <w:color w:val="000000"/>
-          <w:sz w:val="30"/>
-          <w:szCs w:val="30"/>
-        </w:rPr>
-      </w:pPr>
-      <w:r>
-        <w:rPr>
+          <w:rFonts w:ascii="Times New Roman" w:hAnsi="Times New Roman" w:cs="Times New Roman"/>
+          <w:color w:val="000000"/>
+          <w:sz w:val="30"/>
+          <w:szCs w:val="30"/>
+        </w:rPr>
+      </w:pPr>
+      <w:r>
+        <w:rPr>
+          <w:rFonts w:ascii="Times New Roman" w:hAnsi="Times New Roman" w:cs="Times New Roman"/>
           <w:color w:val="000000"/>
           <w:sz w:val="30"/>
           <w:szCs w:val="30"/>
@@ -1795,14 +2167,15 @@
         </w:numPr>
         <w:spacing w:after="0" w:line="240" w:lineRule="auto"/>
         <w:rPr>
-          <w:color w:val="000000"/>
-          <w:sz w:val="30"/>
-          <w:szCs w:val="30"/>
-        </w:rPr>
-      </w:pPr>
-      <w:r>
-        <w:rPr>
-          <w:rFonts w:ascii="Courier New" w:eastAsia="Courier New" w:hAnsi="Courier New" w:cs="Courier New"/>
+          <w:rFonts w:ascii="Times New Roman" w:hAnsi="Times New Roman" w:cs="Times New Roman"/>
+          <w:color w:val="000000"/>
+          <w:sz w:val="30"/>
+          <w:szCs w:val="30"/>
+        </w:rPr>
+      </w:pPr>
+      <w:r>
+        <w:rPr>
+          <w:rFonts w:ascii="Times New Roman" w:eastAsia="Courier New" w:hAnsi="Times New Roman" w:cs="Times New Roman"/>
           <w:color w:val="000000"/>
           <w:sz w:val="30"/>
           <w:szCs w:val="30"/>
@@ -1811,6 +2184,7 @@
       </w:r>
       <w:r>
         <w:rPr>
+          <w:rFonts w:ascii="Times New Roman" w:hAnsi="Times New Roman" w:cs="Times New Roman"/>
           <w:color w:val="000000"/>
           <w:sz w:val="30"/>
           <w:szCs w:val="30"/>
@@ -1826,25 +2200,25 @@
         </w:numPr>
         <w:spacing w:after="0" w:line="240" w:lineRule="auto"/>
         <w:rPr>
-          <w:color w:val="000000"/>
-          <w:sz w:val="30"/>
-          <w:szCs w:val="30"/>
-        </w:rPr>
-      </w:pPr>
-      <w:r>
-        <w:rPr>
-          <w:rFonts w:ascii="Courier New" w:eastAsia="Courier New" w:hAnsi="Courier New" w:cs="Courier New"/>
-          <w:color w:val="000000"/>
-          <w:sz w:val="30"/>
-          <w:szCs w:val="30"/>
-        </w:rPr>
-        <w:lastRenderedPageBreak/>
+          <w:rFonts w:ascii="Times New Roman" w:hAnsi="Times New Roman" w:cs="Times New Roman"/>
+          <w:color w:val="000000"/>
+          <w:sz w:val="30"/>
+          <w:szCs w:val="30"/>
+        </w:rPr>
+      </w:pPr>
+      <w:r>
+        <w:rPr>
+          <w:rFonts w:ascii="Times New Roman" w:eastAsia="Courier New" w:hAnsi="Times New Roman" w:cs="Times New Roman"/>
+          <w:color w:val="000000"/>
+          <w:sz w:val="30"/>
+          <w:szCs w:val="30"/>
+        </w:rPr>
         <w:t>GET /</w:t>
       </w:r>
       <w:proofErr w:type="spellStart"/>
       <w:r>
         <w:rPr>
-          <w:rFonts w:ascii="Courier New" w:eastAsia="Courier New" w:hAnsi="Courier New" w:cs="Courier New"/>
+          <w:rFonts w:ascii="Times New Roman" w:eastAsia="Courier New" w:hAnsi="Times New Roman" w:cs="Times New Roman"/>
           <w:color w:val="000000"/>
           <w:sz w:val="30"/>
           <w:szCs w:val="30"/>
@@ -1854,7 +2228,7 @@
       <w:proofErr w:type="spellEnd"/>
       <w:r>
         <w:rPr>
-          <w:rFonts w:ascii="Courier New" w:eastAsia="Courier New" w:hAnsi="Courier New" w:cs="Courier New"/>
+          <w:rFonts w:ascii="Times New Roman" w:eastAsia="Courier New" w:hAnsi="Times New Roman" w:cs="Times New Roman"/>
           <w:color w:val="000000"/>
           <w:sz w:val="30"/>
           <w:szCs w:val="30"/>
@@ -1864,7 +2238,7 @@
       <w:proofErr w:type="spellStart"/>
       <w:r>
         <w:rPr>
-          <w:rFonts w:ascii="Courier New" w:eastAsia="Courier New" w:hAnsi="Courier New" w:cs="Courier New"/>
+          <w:rFonts w:ascii="Times New Roman" w:eastAsia="Courier New" w:hAnsi="Times New Roman" w:cs="Times New Roman"/>
           <w:color w:val="000000"/>
           <w:sz w:val="30"/>
           <w:szCs w:val="30"/>
@@ -1874,7 +2248,7 @@
       <w:proofErr w:type="spellEnd"/>
       <w:r>
         <w:rPr>
-          <w:rFonts w:ascii="Courier New" w:eastAsia="Courier New" w:hAnsi="Courier New" w:cs="Courier New"/>
+          <w:rFonts w:ascii="Times New Roman" w:eastAsia="Courier New" w:hAnsi="Times New Roman" w:cs="Times New Roman"/>
           <w:color w:val="000000"/>
           <w:sz w:val="30"/>
           <w:szCs w:val="30"/>
@@ -1884,7 +2258,7 @@
       <w:proofErr w:type="spellStart"/>
       <w:r>
         <w:rPr>
-          <w:rFonts w:ascii="Courier New" w:eastAsia="Courier New" w:hAnsi="Courier New" w:cs="Courier New"/>
+          <w:rFonts w:ascii="Times New Roman" w:eastAsia="Courier New" w:hAnsi="Times New Roman" w:cs="Times New Roman"/>
           <w:color w:val="000000"/>
           <w:sz w:val="30"/>
           <w:szCs w:val="30"/>
@@ -1894,7 +2268,7 @@
       <w:proofErr w:type="spellEnd"/>
       <w:r>
         <w:rPr>
-          <w:rFonts w:ascii="Courier New" w:eastAsia="Courier New" w:hAnsi="Courier New" w:cs="Courier New"/>
+          <w:rFonts w:ascii="Times New Roman" w:eastAsia="Courier New" w:hAnsi="Times New Roman" w:cs="Times New Roman"/>
           <w:color w:val="000000"/>
           <w:sz w:val="30"/>
           <w:szCs w:val="30"/>
@@ -1903,6 +2277,7 @@
       </w:r>
       <w:r>
         <w:rPr>
+          <w:rFonts w:ascii="Times New Roman" w:hAnsi="Times New Roman" w:cs="Times New Roman"/>
           <w:color w:val="000000"/>
           <w:sz w:val="30"/>
           <w:szCs w:val="30"/>
@@ -1918,14 +2293,15 @@
         </w:numPr>
         <w:spacing w:after="0" w:line="240" w:lineRule="auto"/>
         <w:rPr>
-          <w:color w:val="000000"/>
-          <w:sz w:val="30"/>
-          <w:szCs w:val="30"/>
-        </w:rPr>
-      </w:pPr>
-      <w:r>
-        <w:rPr>
-          <w:rFonts w:ascii="Courier New" w:eastAsia="Courier New" w:hAnsi="Courier New" w:cs="Courier New"/>
+          <w:rFonts w:ascii="Times New Roman" w:hAnsi="Times New Roman" w:cs="Times New Roman"/>
+          <w:color w:val="000000"/>
+          <w:sz w:val="30"/>
+          <w:szCs w:val="30"/>
+        </w:rPr>
+      </w:pPr>
+      <w:r>
+        <w:rPr>
+          <w:rFonts w:ascii="Times New Roman" w:eastAsia="Courier New" w:hAnsi="Times New Roman" w:cs="Times New Roman"/>
           <w:color w:val="000000"/>
           <w:sz w:val="30"/>
           <w:szCs w:val="30"/>
@@ -1935,7 +2311,7 @@
       <w:proofErr w:type="spellStart"/>
       <w:r>
         <w:rPr>
-          <w:rFonts w:ascii="Courier New" w:eastAsia="Courier New" w:hAnsi="Courier New" w:cs="Courier New"/>
+          <w:rFonts w:ascii="Times New Roman" w:eastAsia="Courier New" w:hAnsi="Times New Roman" w:cs="Times New Roman"/>
           <w:color w:val="000000"/>
           <w:sz w:val="30"/>
           <w:szCs w:val="30"/>
@@ -1945,7 +2321,7 @@
       <w:proofErr w:type="spellEnd"/>
       <w:r>
         <w:rPr>
-          <w:rFonts w:ascii="Courier New" w:eastAsia="Courier New" w:hAnsi="Courier New" w:cs="Courier New"/>
+          <w:rFonts w:ascii="Times New Roman" w:eastAsia="Courier New" w:hAnsi="Times New Roman" w:cs="Times New Roman"/>
           <w:color w:val="000000"/>
           <w:sz w:val="30"/>
           <w:szCs w:val="30"/>
@@ -1955,7 +2331,7 @@
       <w:proofErr w:type="spellStart"/>
       <w:r>
         <w:rPr>
-          <w:rFonts w:ascii="Courier New" w:eastAsia="Courier New" w:hAnsi="Courier New" w:cs="Courier New"/>
+          <w:rFonts w:ascii="Times New Roman" w:eastAsia="Courier New" w:hAnsi="Times New Roman" w:cs="Times New Roman"/>
           <w:color w:val="000000"/>
           <w:sz w:val="30"/>
           <w:szCs w:val="30"/>
@@ -1965,7 +2341,7 @@
       <w:proofErr w:type="spellEnd"/>
       <w:r>
         <w:rPr>
-          <w:rFonts w:ascii="Courier New" w:eastAsia="Courier New" w:hAnsi="Courier New" w:cs="Courier New"/>
+          <w:rFonts w:ascii="Times New Roman" w:eastAsia="Courier New" w:hAnsi="Times New Roman" w:cs="Times New Roman"/>
           <w:color w:val="000000"/>
           <w:sz w:val="30"/>
           <w:szCs w:val="30"/>
@@ -1974,6 +2350,7 @@
       </w:r>
       <w:r>
         <w:rPr>
+          <w:rFonts w:ascii="Times New Roman" w:hAnsi="Times New Roman" w:cs="Times New Roman"/>
           <w:color w:val="000000"/>
           <w:sz w:val="30"/>
           <w:szCs w:val="30"/>
@@ -1989,14 +2366,15 @@
         </w:numPr>
         <w:spacing w:after="0" w:line="240" w:lineRule="auto"/>
         <w:rPr>
-          <w:color w:val="000000"/>
-          <w:sz w:val="30"/>
-          <w:szCs w:val="30"/>
-        </w:rPr>
-      </w:pPr>
-      <w:r>
-        <w:rPr>
-          <w:rFonts w:ascii="Courier New" w:eastAsia="Courier New" w:hAnsi="Courier New" w:cs="Courier New"/>
+          <w:rFonts w:ascii="Times New Roman" w:hAnsi="Times New Roman" w:cs="Times New Roman"/>
+          <w:color w:val="000000"/>
+          <w:sz w:val="30"/>
+          <w:szCs w:val="30"/>
+        </w:rPr>
+      </w:pPr>
+      <w:r>
+        <w:rPr>
+          <w:rFonts w:ascii="Times New Roman" w:eastAsia="Courier New" w:hAnsi="Times New Roman" w:cs="Times New Roman"/>
           <w:color w:val="000000"/>
           <w:sz w:val="30"/>
           <w:szCs w:val="30"/>
@@ -2006,7 +2384,7 @@
       <w:proofErr w:type="spellStart"/>
       <w:r>
         <w:rPr>
-          <w:rFonts w:ascii="Courier New" w:eastAsia="Courier New" w:hAnsi="Courier New" w:cs="Courier New"/>
+          <w:rFonts w:ascii="Times New Roman" w:eastAsia="Courier New" w:hAnsi="Times New Roman" w:cs="Times New Roman"/>
           <w:color w:val="000000"/>
           <w:sz w:val="30"/>
           <w:szCs w:val="30"/>
@@ -2016,7 +2394,7 @@
       <w:proofErr w:type="spellEnd"/>
       <w:r>
         <w:rPr>
-          <w:rFonts w:ascii="Courier New" w:eastAsia="Courier New" w:hAnsi="Courier New" w:cs="Courier New"/>
+          <w:rFonts w:ascii="Times New Roman" w:eastAsia="Courier New" w:hAnsi="Times New Roman" w:cs="Times New Roman"/>
           <w:color w:val="000000"/>
           <w:sz w:val="30"/>
           <w:szCs w:val="30"/>
@@ -2026,7 +2404,7 @@
       <w:proofErr w:type="spellStart"/>
       <w:r>
         <w:rPr>
-          <w:rFonts w:ascii="Courier New" w:eastAsia="Courier New" w:hAnsi="Courier New" w:cs="Courier New"/>
+          <w:rFonts w:ascii="Times New Roman" w:eastAsia="Courier New" w:hAnsi="Times New Roman" w:cs="Times New Roman"/>
           <w:color w:val="000000"/>
           <w:sz w:val="30"/>
           <w:szCs w:val="30"/>
@@ -2036,7 +2414,7 @@
       <w:proofErr w:type="spellEnd"/>
       <w:r>
         <w:rPr>
-          <w:rFonts w:ascii="Courier New" w:eastAsia="Courier New" w:hAnsi="Courier New" w:cs="Courier New"/>
+          <w:rFonts w:ascii="Times New Roman" w:eastAsia="Courier New" w:hAnsi="Times New Roman" w:cs="Times New Roman"/>
           <w:color w:val="000000"/>
           <w:sz w:val="30"/>
           <w:szCs w:val="30"/>
@@ -2046,7 +2424,7 @@
       <w:proofErr w:type="spellStart"/>
       <w:r>
         <w:rPr>
-          <w:rFonts w:ascii="Courier New" w:eastAsia="Courier New" w:hAnsi="Courier New" w:cs="Courier New"/>
+          <w:rFonts w:ascii="Times New Roman" w:eastAsia="Courier New" w:hAnsi="Times New Roman" w:cs="Times New Roman"/>
           <w:color w:val="000000"/>
           <w:sz w:val="30"/>
           <w:szCs w:val="30"/>
@@ -2056,7 +2434,7 @@
       <w:proofErr w:type="spellEnd"/>
       <w:r>
         <w:rPr>
-          <w:rFonts w:ascii="Courier New" w:eastAsia="Courier New" w:hAnsi="Courier New" w:cs="Courier New"/>
+          <w:rFonts w:ascii="Times New Roman" w:eastAsia="Courier New" w:hAnsi="Times New Roman" w:cs="Times New Roman"/>
           <w:color w:val="000000"/>
           <w:sz w:val="30"/>
           <w:szCs w:val="30"/>
@@ -2065,19 +2443,12 @@
       </w:r>
       <w:r>
         <w:rPr>
-          <w:color w:val="000000"/>
-          <w:sz w:val="30"/>
-          <w:szCs w:val="30"/>
-        </w:rPr>
-        <w:t xml:space="preserve"> → уд</w:t>
-      </w:r>
-      <w:r>
-        <w:rPr>
-          <w:color w:val="000000"/>
-          <w:sz w:val="30"/>
-          <w:szCs w:val="30"/>
-        </w:rPr>
-        <w:t>аление события.</w:t>
+          <w:rFonts w:ascii="Times New Roman" w:hAnsi="Times New Roman" w:cs="Times New Roman"/>
+          <w:color w:val="000000"/>
+          <w:sz w:val="30"/>
+          <w:szCs w:val="30"/>
+        </w:rPr>
+        <w:t xml:space="preserve"> → удаление события.</w:t>
       </w:r>
     </w:p>
     <w:p>
@@ -2121,13 +2492,15 @@
         </w:numPr>
         <w:spacing w:after="0" w:line="240" w:lineRule="auto"/>
         <w:rPr>
-          <w:color w:val="000000"/>
-          <w:sz w:val="30"/>
-          <w:szCs w:val="30"/>
-        </w:rPr>
-      </w:pPr>
-      <w:r>
-        <w:rPr>
+          <w:rFonts w:ascii="Times New Roman" w:hAnsi="Times New Roman" w:cs="Times New Roman"/>
+          <w:color w:val="000000"/>
+          <w:sz w:val="30"/>
+          <w:szCs w:val="30"/>
+        </w:rPr>
+      </w:pPr>
+      <w:r>
+        <w:rPr>
+          <w:rFonts w:ascii="Times New Roman" w:hAnsi="Times New Roman" w:cs="Times New Roman"/>
           <w:color w:val="000000"/>
           <w:sz w:val="30"/>
           <w:szCs w:val="30"/>
@@ -2137,7 +2510,7 @@
       <w:proofErr w:type="spellStart"/>
       <w:r>
         <w:rPr>
-          <w:rFonts w:ascii="Courier New" w:eastAsia="Courier New" w:hAnsi="Courier New" w:cs="Courier New"/>
+          <w:rFonts w:ascii="Times New Roman" w:eastAsia="Courier New" w:hAnsi="Times New Roman" w:cs="Times New Roman"/>
           <w:color w:val="000000"/>
           <w:sz w:val="30"/>
           <w:szCs w:val="30"/>
@@ -2147,6 +2520,7 @@
       <w:proofErr w:type="spellEnd"/>
       <w:r>
         <w:rPr>
+          <w:rFonts w:ascii="Times New Roman" w:hAnsi="Times New Roman" w:cs="Times New Roman"/>
           <w:color w:val="000000"/>
           <w:sz w:val="30"/>
           <w:szCs w:val="30"/>
@@ -2162,13 +2536,15 @@
         </w:numPr>
         <w:spacing w:after="0" w:line="240" w:lineRule="auto"/>
         <w:rPr>
-          <w:color w:val="000000"/>
-          <w:sz w:val="30"/>
-          <w:szCs w:val="30"/>
-        </w:rPr>
-      </w:pPr>
-      <w:r>
-        <w:rPr>
+          <w:rFonts w:ascii="Times New Roman" w:hAnsi="Times New Roman" w:cs="Times New Roman"/>
+          <w:color w:val="000000"/>
+          <w:sz w:val="30"/>
+          <w:szCs w:val="30"/>
+        </w:rPr>
+      </w:pPr>
+      <w:r>
+        <w:rPr>
+          <w:rFonts w:ascii="Times New Roman" w:hAnsi="Times New Roman" w:cs="Times New Roman"/>
           <w:color w:val="000000"/>
           <w:sz w:val="30"/>
           <w:szCs w:val="30"/>
@@ -2178,7 +2554,7 @@
       <w:proofErr w:type="spellStart"/>
       <w:r>
         <w:rPr>
-          <w:rFonts w:ascii="Courier New" w:eastAsia="Courier New" w:hAnsi="Courier New" w:cs="Courier New"/>
+          <w:rFonts w:ascii="Times New Roman" w:eastAsia="Courier New" w:hAnsi="Times New Roman" w:cs="Times New Roman"/>
           <w:color w:val="000000"/>
           <w:sz w:val="30"/>
           <w:szCs w:val="30"/>
@@ -2188,6 +2564,7 @@
       <w:proofErr w:type="spellEnd"/>
       <w:r>
         <w:rPr>
+          <w:rFonts w:ascii="Times New Roman" w:hAnsi="Times New Roman" w:cs="Times New Roman"/>
           <w:color w:val="000000"/>
           <w:sz w:val="30"/>
           <w:szCs w:val="30"/>
@@ -2203,13 +2580,15 @@
         </w:numPr>
         <w:spacing w:after="0" w:line="240" w:lineRule="auto"/>
         <w:rPr>
-          <w:color w:val="000000"/>
-          <w:sz w:val="30"/>
-          <w:szCs w:val="30"/>
-        </w:rPr>
-      </w:pPr>
-      <w:r>
-        <w:rPr>
+          <w:rFonts w:ascii="Times New Roman" w:hAnsi="Times New Roman" w:cs="Times New Roman"/>
+          <w:color w:val="000000"/>
+          <w:sz w:val="30"/>
+          <w:szCs w:val="30"/>
+        </w:rPr>
+      </w:pPr>
+      <w:r>
+        <w:rPr>
+          <w:rFonts w:ascii="Times New Roman" w:hAnsi="Times New Roman" w:cs="Times New Roman"/>
           <w:color w:val="000000"/>
           <w:sz w:val="30"/>
           <w:szCs w:val="30"/>
@@ -2258,13 +2637,15 @@
         </w:numPr>
         <w:spacing w:after="0" w:line="240" w:lineRule="auto"/>
         <w:rPr>
-          <w:color w:val="000000"/>
-          <w:sz w:val="30"/>
-          <w:szCs w:val="30"/>
-        </w:rPr>
-      </w:pPr>
-      <w:r>
-        <w:rPr>
+          <w:rFonts w:ascii="Times New Roman" w:hAnsi="Times New Roman" w:cs="Times New Roman"/>
+          <w:color w:val="000000"/>
+          <w:sz w:val="30"/>
+          <w:szCs w:val="30"/>
+        </w:rPr>
+      </w:pPr>
+      <w:r>
+        <w:rPr>
+          <w:rFonts w:ascii="Times New Roman" w:hAnsi="Times New Roman" w:cs="Times New Roman"/>
           <w:color w:val="000000"/>
           <w:sz w:val="30"/>
           <w:szCs w:val="30"/>
@@ -2274,7 +2655,7 @@
       <w:proofErr w:type="spellStart"/>
       <w:r>
         <w:rPr>
-          <w:rFonts w:ascii="Courier New" w:eastAsia="Courier New" w:hAnsi="Courier New" w:cs="Courier New"/>
+          <w:rFonts w:ascii="Times New Roman" w:eastAsia="Courier New" w:hAnsi="Times New Roman" w:cs="Times New Roman"/>
           <w:color w:val="000000"/>
           <w:sz w:val="30"/>
           <w:szCs w:val="30"/>
@@ -2284,7 +2665,7 @@
       <w:proofErr w:type="spellEnd"/>
       <w:r>
         <w:rPr>
-          <w:rFonts w:ascii="Courier New" w:eastAsia="Courier New" w:hAnsi="Courier New" w:cs="Courier New"/>
+          <w:rFonts w:ascii="Times New Roman" w:eastAsia="Courier New" w:hAnsi="Times New Roman" w:cs="Times New Roman"/>
           <w:color w:val="000000"/>
           <w:sz w:val="30"/>
           <w:szCs w:val="30"/>
@@ -2293,6 +2674,7 @@
       </w:r>
       <w:r>
         <w:rPr>
+          <w:rFonts w:ascii="Times New Roman" w:hAnsi="Times New Roman" w:cs="Times New Roman"/>
           <w:color w:val="000000"/>
           <w:sz w:val="30"/>
           <w:szCs w:val="30"/>
@@ -2308,13 +2690,15 @@
         </w:numPr>
         <w:spacing w:after="280" w:line="240" w:lineRule="auto"/>
         <w:rPr>
-          <w:color w:val="000000"/>
-          <w:sz w:val="30"/>
-          <w:szCs w:val="30"/>
-        </w:rPr>
-      </w:pPr>
-      <w:r>
-        <w:rPr>
+          <w:rFonts w:ascii="Times New Roman" w:hAnsi="Times New Roman" w:cs="Times New Roman"/>
+          <w:color w:val="000000"/>
+          <w:sz w:val="30"/>
+          <w:szCs w:val="30"/>
+        </w:rPr>
+      </w:pPr>
+      <w:r>
+        <w:rPr>
+          <w:rFonts w:ascii="Times New Roman" w:hAnsi="Times New Roman" w:cs="Times New Roman"/>
           <w:color w:val="000000"/>
           <w:sz w:val="30"/>
           <w:szCs w:val="30"/>
@@ -2324,7 +2708,7 @@
       <w:proofErr w:type="spellStart"/>
       <w:r>
         <w:rPr>
-          <w:rFonts w:ascii="Courier New" w:eastAsia="Courier New" w:hAnsi="Courier New" w:cs="Courier New"/>
+          <w:rFonts w:ascii="Times New Roman" w:eastAsia="Courier New" w:hAnsi="Times New Roman" w:cs="Times New Roman"/>
           <w:color w:val="000000"/>
           <w:sz w:val="30"/>
           <w:szCs w:val="30"/>
@@ -2334,7 +2718,7 @@
       <w:proofErr w:type="spellEnd"/>
       <w:r>
         <w:rPr>
-          <w:rFonts w:ascii="Courier New" w:eastAsia="Courier New" w:hAnsi="Courier New" w:cs="Courier New"/>
+          <w:rFonts w:ascii="Times New Roman" w:eastAsia="Courier New" w:hAnsi="Times New Roman" w:cs="Times New Roman"/>
           <w:color w:val="000000"/>
           <w:sz w:val="30"/>
           <w:szCs w:val="30"/>
@@ -2343,6 +2727,7 @@
       </w:r>
       <w:r>
         <w:rPr>
+          <w:rFonts w:ascii="Times New Roman" w:hAnsi="Times New Roman" w:cs="Times New Roman"/>
           <w:color w:val="000000"/>
           <w:sz w:val="30"/>
           <w:szCs w:val="30"/>
@@ -2396,7 +2781,7 @@
           <v:shape id="_x0000_i1026" type="#_x0000_t75" style="width:467.25pt;height:209.25pt" o:ole="">
             <v:imagedata r:id="rId7" o:title=""/>
           </v:shape>
-          <o:OLEObject Type="Embed" ProgID="Visio.Drawing.15" ShapeID="_x0000_i1026" DrawAspect="Content" ObjectID="_1825579036" r:id="rId8"/>
+          <o:OLEObject Type="Embed" ProgID="Visio.Drawing.15" ShapeID="_x0000_i1026" DrawAspect="Content" ObjectID="_1825676271" r:id="rId8"/>
         </w:object>
       </w:r>
     </w:p>
@@ -2410,6 +2795,11 @@
       </w:pPr>
     </w:p>
     <w:p>
+      <w:pPr>
+        <w:rPr>
+          <w:rFonts w:ascii="Times New Roman" w:hAnsi="Times New Roman" w:cs="Times New Roman"/>
+        </w:rPr>
+      </w:pPr>
       <w:proofErr w:type="spellStart"/>
       <w:r>
         <w:rPr>
@@ -2506,6 +2896,7 @@
           <w:sz w:val="30"/>
           <w:szCs w:val="30"/>
         </w:rPr>
+        <w:lastRenderedPageBreak/>
         <w:t>Организовать чтение данных из CSV‑файла.</w:t>
       </w:r>
     </w:p>
@@ -2592,7 +2983,6 @@
           <w:sz w:val="30"/>
           <w:szCs w:val="30"/>
         </w:rPr>
-        <w:lastRenderedPageBreak/>
         <w:t xml:space="preserve">Обеспечить простое взаимодействие с ботом через команду </w:t>
       </w:r>
       <w:r>
@@ -2703,15 +3093,7 @@
           <w:sz w:val="30"/>
           <w:szCs w:val="30"/>
         </w:rPr>
-        <w:t xml:space="preserve"> – </w:t>
-      </w:r>
-      <w:r>
-        <w:rPr>
-          <w:rFonts w:ascii="Times New Roman" w:eastAsia="Times New Roman" w:hAnsi="Times New Roman" w:cs="Times New Roman"/>
-          <w:sz w:val="30"/>
-          <w:szCs w:val="30"/>
-        </w:rPr>
-        <w:t>работа с данными календаря, хранящимися в CSV‑файле.</w:t>
+        <w:t xml:space="preserve"> – работа с данными календаря, хранящимися в CSV‑файле.</w:t>
       </w:r>
     </w:p>
     <w:p>
@@ -2879,15 +3261,7 @@
           <w:sz w:val="30"/>
           <w:szCs w:val="30"/>
         </w:rPr>
-        <w:t>Архитект</w:t>
-      </w:r>
-      <w:r>
-        <w:rPr>
-          <w:rFonts w:ascii="Times New Roman" w:eastAsia="Times New Roman" w:hAnsi="Times New Roman" w:cs="Times New Roman"/>
-          <w:sz w:val="30"/>
-          <w:szCs w:val="30"/>
-        </w:rPr>
-        <w:t>ура построена по принципу «планировщик + обработчик сообщений»:</w:t>
+        <w:t>Архитектура построена по принципу «планировщик + обработчик сообщений»:</w:t>
       </w:r>
     </w:p>
     <w:p>
@@ -3074,11 +3448,14 @@
         </w:rPr>
       </w:pPr>
       <w:r>
+        <w:rPr>
+          <w:rFonts w:ascii="Times New Roman" w:hAnsi="Times New Roman" w:cs="Times New Roman"/>
+        </w:rPr>
         <w:object w:dxaOrig="4576" w:dyaOrig="8956">
-          <v:shape id="_x0000_i1027" type="#_x0000_t75" style="width:162.75pt;height:320.25pt" o:ole="">
+          <v:shape id="_x0000_i1027" type="#_x0000_t75" style="width:162pt;height:317.25pt" o:ole="">
             <v:imagedata r:id="rId9" o:title=""/>
           </v:shape>
-          <o:OLEObject Type="Embed" ProgID="Visio.Drawing.15" ShapeID="_x0000_i1027" DrawAspect="Content" ObjectID="_1825579037" r:id="rId10"/>
+          <o:OLEObject Type="Embed" ProgID="Visio.Drawing.15" ShapeID="_x0000_i1027" DrawAspect="Content" ObjectID="_1825676272" r:id="rId10"/>
         </w:object>
       </w:r>
     </w:p>
@@ -3097,7 +3474,6 @@
           <w:sz w:val="30"/>
           <w:szCs w:val="30"/>
         </w:rPr>
-        <w:lastRenderedPageBreak/>
         <w:t>Логика работы</w:t>
       </w:r>
     </w:p>
@@ -3405,7 +3781,13 @@
         <w:t>выводит приветственное сообщение.</w:t>
       </w:r>
     </w:p>
-    <w:p/>
+    <w:p>
+      <w:pPr>
+        <w:rPr>
+          <w:rFonts w:ascii="Times New Roman" w:hAnsi="Times New Roman" w:cs="Times New Roman"/>
+        </w:rPr>
+      </w:pPr>
+    </w:p>
     <w:p>
       <w:pPr>
         <w:pStyle w:val="2"/>
@@ -3448,16 +3830,7 @@
           <w:sz w:val="30"/>
           <w:szCs w:val="30"/>
         </w:rPr>
-        <w:t>В результате работы создано прос</w:t>
-      </w:r>
-      <w:r>
-        <w:rPr>
-          <w:rFonts w:ascii="Times New Roman" w:eastAsia="Times New Roman" w:hAnsi="Times New Roman" w:cs="Times New Roman"/>
-          <w:color w:val="000000"/>
-          <w:sz w:val="30"/>
-          <w:szCs w:val="30"/>
-        </w:rPr>
-        <w:t>тое, но функциональное веб-приложение для управления календарём.</w:t>
+        <w:t>В результате работы создано простое, но функциональное веб-приложение для управления календарём.</w:t>
       </w:r>
     </w:p>
     <w:p>
@@ -3468,13 +3841,15 @@
         </w:numPr>
         <w:spacing w:before="280" w:after="0" w:line="240" w:lineRule="auto"/>
         <w:rPr>
-          <w:color w:val="000000"/>
-          <w:sz w:val="30"/>
-          <w:szCs w:val="30"/>
-        </w:rPr>
-      </w:pPr>
-      <w:r>
-        <w:rPr>
+          <w:rFonts w:ascii="Times New Roman" w:hAnsi="Times New Roman" w:cs="Times New Roman"/>
+          <w:color w:val="000000"/>
+          <w:sz w:val="30"/>
+          <w:szCs w:val="30"/>
+        </w:rPr>
+      </w:pPr>
+      <w:r>
+        <w:rPr>
+          <w:rFonts w:ascii="Times New Roman" w:hAnsi="Times New Roman" w:cs="Times New Roman"/>
           <w:color w:val="000000"/>
           <w:sz w:val="30"/>
           <w:szCs w:val="30"/>
@@ -3484,6 +3859,7 @@
       <w:proofErr w:type="spellStart"/>
       <w:r>
         <w:rPr>
+          <w:rFonts w:ascii="Times New Roman" w:hAnsi="Times New Roman" w:cs="Times New Roman"/>
           <w:b/>
           <w:bCs/>
           <w:color w:val="000000"/>
@@ -3495,6 +3871,7 @@
       <w:proofErr w:type="spellEnd"/>
       <w:r>
         <w:rPr>
+          <w:rFonts w:ascii="Times New Roman" w:hAnsi="Times New Roman" w:cs="Times New Roman"/>
           <w:color w:val="000000"/>
           <w:sz w:val="30"/>
           <w:szCs w:val="30"/>
@@ -3510,13 +3887,15 @@
         </w:numPr>
         <w:spacing w:after="0" w:line="240" w:lineRule="auto"/>
         <w:rPr>
-          <w:color w:val="000000"/>
-          <w:sz w:val="30"/>
-          <w:szCs w:val="30"/>
-        </w:rPr>
-      </w:pPr>
-      <w:r>
-        <w:rPr>
+          <w:rFonts w:ascii="Times New Roman" w:hAnsi="Times New Roman" w:cs="Times New Roman"/>
+          <w:color w:val="000000"/>
+          <w:sz w:val="30"/>
+          <w:szCs w:val="30"/>
+        </w:rPr>
+      </w:pPr>
+      <w:r>
+        <w:rPr>
+          <w:rFonts w:ascii="Times New Roman" w:hAnsi="Times New Roman" w:cs="Times New Roman"/>
           <w:color w:val="000000"/>
           <w:sz w:val="30"/>
           <w:szCs w:val="30"/>
@@ -3525,6 +3904,7 @@
       </w:r>
       <w:r>
         <w:rPr>
+          <w:rFonts w:ascii="Times New Roman" w:hAnsi="Times New Roman" w:cs="Times New Roman"/>
           <w:b/>
           <w:bCs/>
           <w:color w:val="000000"/>
@@ -3535,6 +3915,7 @@
       </w:r>
       <w:r>
         <w:rPr>
+          <w:rFonts w:ascii="Times New Roman" w:hAnsi="Times New Roman" w:cs="Times New Roman"/>
           <w:color w:val="000000"/>
           <w:sz w:val="30"/>
           <w:szCs w:val="30"/>
@@ -3550,21 +3931,25 @@
         </w:numPr>
         <w:spacing w:after="0" w:line="240" w:lineRule="auto"/>
         <w:rPr>
-          <w:color w:val="000000"/>
-          <w:sz w:val="30"/>
-          <w:szCs w:val="30"/>
-        </w:rPr>
-      </w:pPr>
-      <w:r>
-        <w:rPr>
-          <w:color w:val="000000"/>
-          <w:sz w:val="30"/>
-          <w:szCs w:val="30"/>
-        </w:rPr>
+          <w:rFonts w:ascii="Times New Roman" w:hAnsi="Times New Roman" w:cs="Times New Roman"/>
+          <w:color w:val="000000"/>
+          <w:sz w:val="30"/>
+          <w:szCs w:val="30"/>
+        </w:rPr>
+      </w:pPr>
+      <w:r>
+        <w:rPr>
+          <w:rFonts w:ascii="Times New Roman" w:hAnsi="Times New Roman" w:cs="Times New Roman"/>
+          <w:color w:val="000000"/>
+          <w:sz w:val="30"/>
+          <w:szCs w:val="30"/>
+        </w:rPr>
+        <w:lastRenderedPageBreak/>
         <w:t xml:space="preserve">Реализованы базовые операции </w:t>
       </w:r>
       <w:r>
         <w:rPr>
+          <w:rFonts w:ascii="Times New Roman" w:hAnsi="Times New Roman" w:cs="Times New Roman"/>
           <w:b/>
           <w:bCs/>
           <w:color w:val="000000"/>
@@ -3575,6 +3960,7 @@
       </w:r>
       <w:r>
         <w:rPr>
+          <w:rFonts w:ascii="Times New Roman" w:hAnsi="Times New Roman" w:cs="Times New Roman"/>
           <w:color w:val="000000"/>
           <w:sz w:val="30"/>
           <w:szCs w:val="30"/>
@@ -3590,13 +3976,15 @@
         </w:numPr>
         <w:spacing w:after="280" w:line="240" w:lineRule="auto"/>
         <w:rPr>
-          <w:color w:val="000000"/>
-          <w:sz w:val="30"/>
-          <w:szCs w:val="30"/>
-        </w:rPr>
-      </w:pPr>
-      <w:r>
-        <w:rPr>
+          <w:rFonts w:ascii="Times New Roman" w:hAnsi="Times New Roman" w:cs="Times New Roman"/>
+          <w:color w:val="000000"/>
+          <w:sz w:val="30"/>
+          <w:szCs w:val="30"/>
+        </w:rPr>
+      </w:pPr>
+      <w:r>
+        <w:rPr>
+          <w:rFonts w:ascii="Times New Roman" w:hAnsi="Times New Roman" w:cs="Times New Roman"/>
           <w:color w:val="000000"/>
           <w:sz w:val="30"/>
           <w:szCs w:val="30"/>
@@ -3605,6 +3993,7 @@
       </w:r>
       <w:r>
         <w:rPr>
+          <w:rFonts w:ascii="Times New Roman" w:hAnsi="Times New Roman" w:cs="Times New Roman"/>
           <w:b/>
           <w:bCs/>
           <w:color w:val="000000"/>
@@ -3615,6 +4004,7 @@
       </w:r>
       <w:r>
         <w:rPr>
+          <w:rFonts w:ascii="Times New Roman" w:hAnsi="Times New Roman" w:cs="Times New Roman"/>
           <w:color w:val="000000"/>
           <w:sz w:val="30"/>
           <w:szCs w:val="30"/>
@@ -3647,15 +4037,7 @@
           <w:sz w:val="30"/>
           <w:szCs w:val="30"/>
         </w:rPr>
-        <w:t>‑бот дополняет веб‑приложение, превращая его в полн</w:t>
-      </w:r>
-      <w:r>
-        <w:rPr>
-          <w:rFonts w:ascii="Times New Roman" w:eastAsia="Times New Roman" w:hAnsi="Times New Roman" w:cs="Times New Roman"/>
-          <w:sz w:val="30"/>
-          <w:szCs w:val="30"/>
-        </w:rPr>
-        <w:t>оценную систему напоминаний.</w:t>
+        <w:t>‑бот дополняет веб‑приложение, превращая его в полноценную систему напоминаний.</w:t>
       </w:r>
     </w:p>
     <w:p>
@@ -3666,6 +4048,7 @@
         </w:numPr>
         <w:spacing w:before="240" w:after="0" w:line="240" w:lineRule="auto"/>
         <w:rPr>
+          <w:rFonts w:ascii="Times New Roman" w:hAnsi="Times New Roman" w:cs="Times New Roman"/>
           <w:sz w:val="30"/>
           <w:szCs w:val="30"/>
         </w:rPr>
@@ -3725,6 +4108,7 @@
         </w:numPr>
         <w:spacing w:after="0" w:line="240" w:lineRule="auto"/>
         <w:rPr>
+          <w:rFonts w:ascii="Times New Roman" w:hAnsi="Times New Roman" w:cs="Times New Roman"/>
           <w:sz w:val="30"/>
           <w:szCs w:val="30"/>
         </w:rPr>
@@ -3766,6 +4150,7 @@
         </w:numPr>
         <w:spacing w:after="240" w:line="240" w:lineRule="auto"/>
         <w:rPr>
+          <w:rFonts w:ascii="Times New Roman" w:hAnsi="Times New Roman" w:cs="Times New Roman"/>
           <w:sz w:val="30"/>
           <w:szCs w:val="30"/>
         </w:rPr>
@@ -3823,8 +4208,9 @@
           <w:sz w:val="30"/>
           <w:szCs w:val="30"/>
         </w:rPr>
-        <w:t>Fas</w:t>
-      </w:r>
+        <w:t>FastAPI</w:t>
+      </w:r>
+      <w:proofErr w:type="spellEnd"/>
       <w:r>
         <w:rPr>
           <w:rFonts w:ascii="Times New Roman" w:eastAsia="Times New Roman" w:hAnsi="Times New Roman" w:cs="Times New Roman"/>
@@ -3833,9 +4219,9 @@
           <w:sz w:val="30"/>
           <w:szCs w:val="30"/>
         </w:rPr>
-        <w:t>tAPI</w:t>
-      </w:r>
-      <w:proofErr w:type="spellEnd"/>
+        <w:t xml:space="preserve"> + CSV + </w:t>
+      </w:r>
+      <w:proofErr w:type="spellStart"/>
       <w:r>
         <w:rPr>
           <w:rFonts w:ascii="Times New Roman" w:eastAsia="Times New Roman" w:hAnsi="Times New Roman" w:cs="Times New Roman"/>
@@ -3844,9 +4230,9 @@
           <w:sz w:val="30"/>
           <w:szCs w:val="30"/>
         </w:rPr>
-        <w:t xml:space="preserve"> + CSV + </w:t>
-      </w:r>
-      <w:proofErr w:type="spellStart"/>
+        <w:t>Telegram</w:t>
+      </w:r>
+      <w:proofErr w:type="spellEnd"/>
       <w:r>
         <w:rPr>
           <w:rFonts w:ascii="Times New Roman" w:eastAsia="Times New Roman" w:hAnsi="Times New Roman" w:cs="Times New Roman"/>
@@ -3855,17 +4241,6 @@
           <w:sz w:val="30"/>
           <w:szCs w:val="30"/>
         </w:rPr>
-        <w:t>Telegram</w:t>
-      </w:r>
-      <w:proofErr w:type="spellEnd"/>
-      <w:r>
-        <w:rPr>
-          <w:rFonts w:ascii="Times New Roman" w:eastAsia="Times New Roman" w:hAnsi="Times New Roman" w:cs="Times New Roman"/>
-          <w:b/>
-          <w:bCs/>
-          <w:sz w:val="30"/>
-          <w:szCs w:val="30"/>
-        </w:rPr>
         <w:t>‑бот</w:t>
       </w:r>
       <w:r>
@@ -3881,6 +4256,7 @@
       <w:pPr>
         <w:spacing w:after="280" w:line="240" w:lineRule="auto"/>
         <w:rPr>
+          <w:rFonts w:ascii="Times New Roman" w:hAnsi="Times New Roman" w:cs="Times New Roman"/>
           <w:sz w:val="30"/>
           <w:szCs w:val="30"/>
         </w:rPr>
@@ -3912,7 +4288,6 @@
           <w:sz w:val="32"/>
           <w:szCs w:val="32"/>
         </w:rPr>
-        <w:lastRenderedPageBreak/>
         <w:t>Преимущества проекта:</w:t>
       </w:r>
     </w:p>
@@ -3924,13 +4299,15 @@
         </w:numPr>
         <w:spacing w:before="280" w:after="0" w:line="240" w:lineRule="auto"/>
         <w:rPr>
-          <w:color w:val="000000"/>
-          <w:sz w:val="30"/>
-          <w:szCs w:val="30"/>
-        </w:rPr>
-      </w:pPr>
-      <w:r>
-        <w:rPr>
+          <w:rFonts w:ascii="Times New Roman" w:hAnsi="Times New Roman" w:cs="Times New Roman"/>
+          <w:color w:val="000000"/>
+          <w:sz w:val="30"/>
+          <w:szCs w:val="30"/>
+        </w:rPr>
+      </w:pPr>
+      <w:r>
+        <w:rPr>
+          <w:rFonts w:ascii="Times New Roman" w:hAnsi="Times New Roman" w:cs="Times New Roman"/>
           <w:color w:val="000000"/>
           <w:sz w:val="30"/>
           <w:szCs w:val="30"/>
@@ -3946,13 +4323,15 @@
         </w:numPr>
         <w:spacing w:after="0" w:line="240" w:lineRule="auto"/>
         <w:rPr>
-          <w:color w:val="000000"/>
-          <w:sz w:val="30"/>
-          <w:szCs w:val="30"/>
-        </w:rPr>
-      </w:pPr>
-      <w:r>
-        <w:rPr>
+          <w:rFonts w:ascii="Times New Roman" w:hAnsi="Times New Roman" w:cs="Times New Roman"/>
+          <w:color w:val="000000"/>
+          <w:sz w:val="30"/>
+          <w:szCs w:val="30"/>
+        </w:rPr>
+      </w:pPr>
+      <w:r>
+        <w:rPr>
+          <w:rFonts w:ascii="Times New Roman" w:hAnsi="Times New Roman" w:cs="Times New Roman"/>
           <w:color w:val="000000"/>
           <w:sz w:val="30"/>
           <w:szCs w:val="30"/>
@@ -3968,13 +4347,15 @@
         </w:numPr>
         <w:spacing w:after="280" w:line="240" w:lineRule="auto"/>
         <w:rPr>
-          <w:color w:val="000000"/>
-          <w:sz w:val="30"/>
-          <w:szCs w:val="30"/>
-        </w:rPr>
-      </w:pPr>
-      <w:r>
-        <w:rPr>
+          <w:rFonts w:ascii="Times New Roman" w:hAnsi="Times New Roman" w:cs="Times New Roman"/>
+          <w:color w:val="000000"/>
+          <w:sz w:val="30"/>
+          <w:szCs w:val="30"/>
+        </w:rPr>
+      </w:pPr>
+      <w:r>
+        <w:rPr>
+          <w:rFonts w:ascii="Times New Roman" w:hAnsi="Times New Roman" w:cs="Times New Roman"/>
           <w:color w:val="000000"/>
           <w:sz w:val="30"/>
           <w:szCs w:val="30"/>
@@ -3984,6 +4365,7 @@
       <w:proofErr w:type="spellStart"/>
       <w:r>
         <w:rPr>
+          <w:rFonts w:ascii="Times New Roman" w:hAnsi="Times New Roman" w:cs="Times New Roman"/>
           <w:b/>
           <w:bCs/>
           <w:color w:val="000000"/>
@@ -3995,6 +4377,7 @@
       <w:proofErr w:type="spellEnd"/>
       <w:r>
         <w:rPr>
+          <w:rFonts w:ascii="Times New Roman" w:hAnsi="Times New Roman" w:cs="Times New Roman"/>
           <w:b/>
           <w:bCs/>
           <w:color w:val="000000"/>
@@ -4006,6 +4389,7 @@
       <w:proofErr w:type="spellStart"/>
       <w:r>
         <w:rPr>
+          <w:rFonts w:ascii="Times New Roman" w:hAnsi="Times New Roman" w:cs="Times New Roman"/>
           <w:b/>
           <w:bCs/>
           <w:color w:val="000000"/>
@@ -4017,6 +4401,7 @@
       <w:proofErr w:type="spellEnd"/>
       <w:r>
         <w:rPr>
+          <w:rFonts w:ascii="Times New Roman" w:hAnsi="Times New Roman" w:cs="Times New Roman"/>
           <w:color w:val="000000"/>
           <w:sz w:val="30"/>
           <w:szCs w:val="30"/>
@@ -4090,7 +4475,7 @@
           <w:sz w:val="30"/>
           <w:szCs w:val="30"/>
         </w:rPr>
-        <w:t>https://copilot.microsoft.com/shares/w4ZRsVBMLGPCQxAYJNzkq</w:t>
+        <w:t>https://copilot.microsoft.com/shares/TCUo7CbUmLCokA5fBjLvb</w:t>
       </w:r>
     </w:p>
     <w:sectPr>
@@ -6709,6 +7094,34 @@
       <w:szCs w:val="48"/>
     </w:rPr>
   </w:style>
+  <w:style w:type="character" w:styleId="a5">
+    <w:name w:val="Strong"/>
+    <w:basedOn w:val="a0"/>
+    <w:uiPriority w:val="22"/>
+    <w:qFormat/>
+    <w:rsid w:val="001F69F9"/>
+    <w:rPr>
+      <w:b/>
+      <w:bCs/>
+    </w:rPr>
+  </w:style>
+  <w:style w:type="paragraph" w:styleId="a6">
+    <w:name w:val="Normal (Web)"/>
+    <w:basedOn w:val="a"/>
+    <w:uiPriority w:val="99"/>
+    <w:semiHidden/>
+    <w:unhideWhenUsed/>
+    <w:rsid w:val="001F69F9"/>
+    <w:pPr>
+      <w:spacing w:before="100" w:beforeAutospacing="1" w:after="100" w:afterAutospacing="1" w:line="240" w:lineRule="auto"/>
+    </w:pPr>
+    <w:rPr>
+      <w:rFonts w:ascii="Times New Roman" w:eastAsia="Times New Roman" w:hAnsi="Times New Roman" w:cs="Times New Roman"/>
+      <w:sz w:val="24"/>
+      <w:szCs w:val="24"/>
+      <w:lang w:val="ru-RU"/>
+    </w:rPr>
+  </w:style>
 </w:styles>
 </file>
 
